--- a/projektidokumentit/tekninen_maarittely.docx
+++ b/projektidokumentit/tekninen_maarittely.docx
@@ -298,17 +298,6 @@
                 <w:szCs w:val="20"/>
               </w:rPr>
             </w:pPr>
-            <w:r>
-              <w:rPr>
-                <w:rFonts w:ascii="Verdana" w:hAnsi="Verdana" w:cs="Verdana"/>
-                <w:i/>
-                <w:iCs/>
-                <w:color w:val="C00000"/>
-                <w:sz w:val="20"/>
-                <w:szCs w:val="20"/>
-              </w:rPr>
-              <w:t>Uusi numero aina muutosten jälkeen, lopullinen katselmoitu versio on 1.0</w:t>
-            </w:r>
           </w:p>
         </w:tc>
       </w:tr>
@@ -2453,14 +2442,6 @@
                 <w:szCs w:val="20"/>
               </w:rPr>
             </w:pPr>
-            <w:r>
-              <w:rPr>
-                <w:color w:val="FF0000"/>
-                <w:sz w:val="20"/>
-                <w:szCs w:val="20"/>
-              </w:rPr>
-              <w:t>Lisätoiminnallisuus</w:t>
-            </w:r>
           </w:p>
         </w:tc>
         <w:tc>
@@ -2478,16 +2459,6 @@
                 <w:szCs w:val="24"/>
               </w:rPr>
             </w:pPr>
-            <w:r>
-              <w:rPr>
-                <w:rFonts w:cs="Times New Roman"/>
-                <w:bCs/>
-                <w:color w:val="FF0000"/>
-                <w:sz w:val="20"/>
-                <w:szCs w:val="24"/>
-              </w:rPr>
-              <w:t>…</w:t>
-            </w:r>
           </w:p>
         </w:tc>
       </w:tr>
@@ -2505,14 +2476,6 @@
                 <w:szCs w:val="20"/>
               </w:rPr>
             </w:pPr>
-            <w:r>
-              <w:rPr>
-                <w:color w:val="FF0000"/>
-                <w:sz w:val="20"/>
-                <w:szCs w:val="20"/>
-              </w:rPr>
-              <w:t>…</w:t>
-            </w:r>
           </w:p>
         </w:tc>
         <w:tc>
@@ -2530,16 +2493,6 @@
                 <w:szCs w:val="24"/>
               </w:rPr>
             </w:pPr>
-            <w:r>
-              <w:rPr>
-                <w:rFonts w:cs="Times New Roman"/>
-                <w:bCs/>
-                <w:color w:val="FF0000"/>
-                <w:sz w:val="20"/>
-                <w:szCs w:val="24"/>
-              </w:rPr>
-              <w:t>…</w:t>
-            </w:r>
           </w:p>
         </w:tc>
       </w:tr>
@@ -2628,41 +2581,6 @@
           <w:rFonts w:ascii="Verdana" w:hAnsi="Verdana" w:cs="Verdana"/>
         </w:rPr>
         <w:br/>
-      </w:r>
-      <w:r>
-        <w:rPr>
-          <w:rFonts w:ascii="Verdana" w:hAnsi="Verdana" w:cs="Verdana"/>
-          <w:color w:val="FF0000"/>
-        </w:rPr>
-        <w:t>S</w:t>
-      </w:r>
-      <w:r>
-        <w:rPr>
-          <w:rFonts w:ascii="Verdana" w:hAnsi="Verdana" w:cs="Verdana"/>
-          <w:color w:val="FF0000"/>
-        </w:rPr>
-        <w:t>uunnitellut l</w:t>
-      </w:r>
-      <w:r>
-        <w:rPr>
-          <w:rFonts w:ascii="Verdana" w:hAnsi="Verdana" w:cs="Verdana"/>
-          <w:color w:val="FF0000"/>
-        </w:rPr>
-        <w:t>isätoiminnallisuudet t</w:t>
-      </w:r>
-      <w:r>
-        <w:rPr>
-          <w:rFonts w:ascii="Verdana" w:hAnsi="Verdana" w:cs="Verdana"/>
-          <w:color w:val="FF0000"/>
-        </w:rPr>
-        <w:t>äytyy</w:t>
-      </w:r>
-      <w:r>
-        <w:rPr>
-          <w:rFonts w:ascii="Verdana" w:hAnsi="Verdana" w:cs="Verdana"/>
-          <w:color w:val="FF0000"/>
-        </w:rPr>
-        <w:t xml:space="preserve"> myös kuvata kaaviossa.</w:t>
       </w:r>
     </w:p>
     <w:tbl>
@@ -6150,7 +6068,6 @@
       <w:pPr>
         <w:autoSpaceDE/>
         <w:autoSpaceDN/>
-        <w:ind w:firstLine="357"/>
         <w:rPr>
           <w:rFonts w:ascii="Verdana" w:hAnsi="Verdana"/>
           <w:bCs/>
@@ -6161,7 +6078,6 @@
       <w:pPr>
         <w:autoSpaceDE/>
         <w:autoSpaceDN/>
-        <w:ind w:firstLine="357"/>
         <w:rPr>
           <w:rFonts w:ascii="Verdana" w:hAnsi="Verdana"/>
           <w:bCs/>
@@ -6172,7 +6088,6 @@
       <w:pPr>
         <w:autoSpaceDE/>
         <w:autoSpaceDN/>
-        <w:ind w:firstLine="357"/>
         <w:rPr>
           <w:rFonts w:ascii="Verdana" w:hAnsi="Verdana"/>
           <w:bCs/>
@@ -6465,31 +6380,7 @@
                 <w:sz w:val="20"/>
                 <w:szCs w:val="20"/>
               </w:rPr>
-              <w:t>Kirjauduttu pankkiautomaatin käyttäjäksi, yhteys tietokantaan on kunnossa</w:t>
-            </w:r>
-            <w:r>
-              <w:rPr>
-                <w:rFonts w:ascii="Verdana" w:hAnsi="Verdana" w:cs="Verdana"/>
-                <w:sz w:val="20"/>
-                <w:szCs w:val="20"/>
-              </w:rPr>
-              <w:t xml:space="preserve">, </w:t>
-            </w:r>
-            <w:r>
-              <w:rPr>
-                <w:rFonts w:ascii="Verdana" w:hAnsi="Verdana" w:cs="Verdana"/>
-                <w:sz w:val="20"/>
-                <w:szCs w:val="20"/>
-              </w:rPr>
-              <w:t>tietokanta on toiminnassa</w:t>
-            </w:r>
-            <w:r>
-              <w:rPr>
-                <w:rFonts w:ascii="Verdana" w:hAnsi="Verdana" w:cs="Verdana"/>
-                <w:sz w:val="20"/>
-                <w:szCs w:val="20"/>
-              </w:rPr>
-              <w:t xml:space="preserve"> ja </w:t>
+              <w:t xml:space="preserve">Kirjauduttu pankkiautomaatin käyttäjäksi, yhteys tietokantaan on kunnossa, tietokanta on toiminnassa ja </w:t>
             </w:r>
             <w:proofErr w:type="spellStart"/>
             <w:r>
@@ -7437,216 +7328,6 @@
       <w:pPr>
         <w:autoSpaceDE/>
         <w:autoSpaceDN/>
-        <w:ind w:firstLine="357"/>
-        <w:rPr>
-          <w:rFonts w:ascii="Verdana" w:hAnsi="Verdana"/>
-          <w:bCs/>
-        </w:rPr>
-      </w:pPr>
-    </w:p>
-    <w:p>
-      <w:pPr>
-        <w:autoSpaceDE/>
-        <w:autoSpaceDN/>
-        <w:ind w:firstLine="357"/>
-        <w:rPr>
-          <w:rFonts w:ascii="Verdana" w:hAnsi="Verdana"/>
-          <w:bCs/>
-        </w:rPr>
-      </w:pPr>
-    </w:p>
-    <w:p>
-      <w:pPr>
-        <w:autoSpaceDE/>
-        <w:autoSpaceDN/>
-        <w:ind w:firstLine="357"/>
-        <w:rPr>
-          <w:rFonts w:ascii="Verdana" w:hAnsi="Verdana"/>
-          <w:bCs/>
-        </w:rPr>
-      </w:pPr>
-    </w:p>
-    <w:p>
-      <w:pPr>
-        <w:autoSpaceDE/>
-        <w:autoSpaceDN/>
-        <w:ind w:firstLine="357"/>
-        <w:rPr>
-          <w:rFonts w:ascii="Verdana" w:hAnsi="Verdana"/>
-          <w:bCs/>
-        </w:rPr>
-      </w:pPr>
-    </w:p>
-    <w:p>
-      <w:pPr>
-        <w:autoSpaceDE/>
-        <w:autoSpaceDN/>
-        <w:ind w:firstLine="357"/>
-        <w:rPr>
-          <w:rFonts w:ascii="Verdana" w:hAnsi="Verdana"/>
-          <w:bCs/>
-        </w:rPr>
-      </w:pPr>
-    </w:p>
-    <w:p>
-      <w:pPr>
-        <w:autoSpaceDE/>
-        <w:autoSpaceDN/>
-        <w:ind w:firstLine="357"/>
-        <w:rPr>
-          <w:rFonts w:ascii="Verdana" w:hAnsi="Verdana"/>
-          <w:bCs/>
-        </w:rPr>
-      </w:pPr>
-    </w:p>
-    <w:p>
-      <w:pPr>
-        <w:autoSpaceDE/>
-        <w:autoSpaceDN/>
-        <w:ind w:firstLine="357"/>
-        <w:rPr>
-          <w:rFonts w:ascii="Verdana" w:hAnsi="Verdana"/>
-          <w:bCs/>
-        </w:rPr>
-      </w:pPr>
-    </w:p>
-    <w:p>
-      <w:pPr>
-        <w:autoSpaceDE/>
-        <w:autoSpaceDN/>
-        <w:ind w:firstLine="357"/>
-        <w:rPr>
-          <w:rFonts w:ascii="Verdana" w:hAnsi="Verdana"/>
-          <w:bCs/>
-        </w:rPr>
-      </w:pPr>
-    </w:p>
-    <w:p>
-      <w:pPr>
-        <w:autoSpaceDE/>
-        <w:autoSpaceDN/>
-        <w:ind w:firstLine="357"/>
-        <w:rPr>
-          <w:rFonts w:ascii="Verdana" w:hAnsi="Verdana"/>
-          <w:bCs/>
-        </w:rPr>
-      </w:pPr>
-    </w:p>
-    <w:p>
-      <w:pPr>
-        <w:autoSpaceDE/>
-        <w:autoSpaceDN/>
-        <w:ind w:firstLine="357"/>
-        <w:rPr>
-          <w:rFonts w:ascii="Verdana" w:hAnsi="Verdana"/>
-          <w:bCs/>
-        </w:rPr>
-      </w:pPr>
-    </w:p>
-    <w:p>
-      <w:pPr>
-        <w:autoSpaceDE/>
-        <w:autoSpaceDN/>
-        <w:ind w:firstLine="357"/>
-        <w:rPr>
-          <w:rFonts w:ascii="Verdana" w:hAnsi="Verdana"/>
-          <w:bCs/>
-        </w:rPr>
-      </w:pPr>
-    </w:p>
-    <w:p>
-      <w:pPr>
-        <w:autoSpaceDE/>
-        <w:autoSpaceDN/>
-        <w:ind w:firstLine="357"/>
-        <w:rPr>
-          <w:rFonts w:ascii="Verdana" w:hAnsi="Verdana"/>
-          <w:bCs/>
-        </w:rPr>
-      </w:pPr>
-    </w:p>
-    <w:p>
-      <w:pPr>
-        <w:autoSpaceDE/>
-        <w:autoSpaceDN/>
-        <w:ind w:firstLine="357"/>
-        <w:rPr>
-          <w:rFonts w:ascii="Verdana" w:hAnsi="Verdana"/>
-          <w:bCs/>
-        </w:rPr>
-      </w:pPr>
-    </w:p>
-    <w:p>
-      <w:pPr>
-        <w:autoSpaceDE/>
-        <w:autoSpaceDN/>
-        <w:ind w:firstLine="357"/>
-        <w:rPr>
-          <w:rFonts w:ascii="Verdana" w:hAnsi="Verdana"/>
-          <w:bCs/>
-        </w:rPr>
-      </w:pPr>
-    </w:p>
-    <w:p>
-      <w:pPr>
-        <w:autoSpaceDE/>
-        <w:autoSpaceDN/>
-        <w:ind w:firstLine="357"/>
-        <w:rPr>
-          <w:rFonts w:ascii="Verdana" w:hAnsi="Verdana"/>
-          <w:bCs/>
-        </w:rPr>
-      </w:pPr>
-    </w:p>
-    <w:p>
-      <w:pPr>
-        <w:autoSpaceDE/>
-        <w:autoSpaceDN/>
-        <w:ind w:firstLine="357"/>
-        <w:rPr>
-          <w:rFonts w:ascii="Verdana" w:hAnsi="Verdana"/>
-          <w:bCs/>
-        </w:rPr>
-      </w:pPr>
-    </w:p>
-    <w:p>
-      <w:pPr>
-        <w:autoSpaceDE/>
-        <w:autoSpaceDN/>
-        <w:ind w:firstLine="357"/>
-        <w:rPr>
-          <w:rFonts w:ascii="Verdana" w:hAnsi="Verdana"/>
-          <w:bCs/>
-        </w:rPr>
-      </w:pPr>
-    </w:p>
-    <w:p>
-      <w:pPr>
-        <w:autoSpaceDE/>
-        <w:autoSpaceDN/>
-        <w:ind w:firstLine="357"/>
-        <w:rPr>
-          <w:rFonts w:ascii="Verdana" w:hAnsi="Verdana"/>
-          <w:bCs/>
-        </w:rPr>
-      </w:pPr>
-    </w:p>
-    <w:p>
-      <w:pPr>
-        <w:autoSpaceDE/>
-        <w:autoSpaceDN/>
-        <w:ind w:firstLine="357"/>
-        <w:rPr>
-          <w:rFonts w:ascii="Verdana" w:hAnsi="Verdana"/>
-          <w:bCs/>
-        </w:rPr>
-      </w:pPr>
-    </w:p>
-    <w:p>
-      <w:pPr>
-        <w:autoSpaceDE/>
-        <w:autoSpaceDN/>
-        <w:ind w:firstLine="357"/>
         <w:rPr>
           <w:rFonts w:ascii="Verdana" w:hAnsi="Verdana"/>
           <w:bCs/>
@@ -7706,7 +7387,6 @@
                 <w:sz w:val="20"/>
                 <w:szCs w:val="20"/>
               </w:rPr>
-              <w:lastRenderedPageBreak/>
               <w:br w:type="page"/>
             </w:r>
             <w:r>
@@ -8876,111 +8556,6 @@
         </w:rPr>
       </w:pPr>
     </w:p>
-    <w:p>
-      <w:pPr>
-        <w:pStyle w:val="Yltunniste"/>
-        <w:tabs>
-          <w:tab w:val="clear" w:pos="4819"/>
-          <w:tab w:val="clear" w:pos="9638"/>
-        </w:tabs>
-        <w:spacing w:line="360" w:lineRule="auto"/>
-        <w:jc w:val="both"/>
-        <w:rPr>
-          <w:rFonts w:ascii="Verdana" w:hAnsi="Verdana" w:cs="Verdana"/>
-          <w:color w:val="FF0000"/>
-        </w:rPr>
-      </w:pPr>
-    </w:p>
-    <w:p>
-      <w:pPr>
-        <w:pStyle w:val="Yltunniste"/>
-        <w:tabs>
-          <w:tab w:val="clear" w:pos="4819"/>
-          <w:tab w:val="clear" w:pos="9638"/>
-        </w:tabs>
-        <w:spacing w:line="360" w:lineRule="auto"/>
-        <w:jc w:val="both"/>
-        <w:rPr>
-          <w:rFonts w:ascii="Verdana" w:hAnsi="Verdana" w:cs="Verdana"/>
-          <w:color w:val="FF0000"/>
-        </w:rPr>
-      </w:pPr>
-    </w:p>
-    <w:p>
-      <w:pPr>
-        <w:pStyle w:val="Yltunniste"/>
-        <w:tabs>
-          <w:tab w:val="clear" w:pos="4819"/>
-          <w:tab w:val="clear" w:pos="9638"/>
-        </w:tabs>
-        <w:spacing w:line="360" w:lineRule="auto"/>
-        <w:jc w:val="both"/>
-        <w:rPr>
-          <w:rFonts w:ascii="Verdana" w:hAnsi="Verdana" w:cs="Verdana"/>
-          <w:color w:val="FF0000"/>
-        </w:rPr>
-      </w:pPr>
-    </w:p>
-    <w:p>
-      <w:pPr>
-        <w:pStyle w:val="Yltunniste"/>
-        <w:tabs>
-          <w:tab w:val="clear" w:pos="4819"/>
-          <w:tab w:val="clear" w:pos="9638"/>
-        </w:tabs>
-        <w:spacing w:line="360" w:lineRule="auto"/>
-        <w:jc w:val="both"/>
-        <w:rPr>
-          <w:rFonts w:ascii="Verdana" w:hAnsi="Verdana" w:cs="Verdana"/>
-          <w:color w:val="FF0000"/>
-        </w:rPr>
-      </w:pPr>
-    </w:p>
-    <w:p>
-      <w:pPr>
-        <w:pStyle w:val="Yltunniste"/>
-        <w:tabs>
-          <w:tab w:val="clear" w:pos="4819"/>
-          <w:tab w:val="clear" w:pos="9638"/>
-        </w:tabs>
-        <w:spacing w:line="360" w:lineRule="auto"/>
-        <w:jc w:val="both"/>
-        <w:rPr>
-          <w:rFonts w:ascii="Verdana" w:hAnsi="Verdana" w:cs="Verdana"/>
-          <w:color w:val="FF0000"/>
-        </w:rPr>
-      </w:pPr>
-    </w:p>
-    <w:p>
-      <w:pPr>
-        <w:pStyle w:val="Yltunniste"/>
-        <w:tabs>
-          <w:tab w:val="clear" w:pos="4819"/>
-          <w:tab w:val="clear" w:pos="9638"/>
-        </w:tabs>
-        <w:spacing w:line="360" w:lineRule="auto"/>
-        <w:jc w:val="both"/>
-        <w:rPr>
-          <w:rFonts w:ascii="Verdana" w:hAnsi="Verdana" w:cs="Verdana"/>
-          <w:color w:val="FF0000"/>
-        </w:rPr>
-      </w:pPr>
-    </w:p>
-    <w:p>
-      <w:pPr>
-        <w:pStyle w:val="Yltunniste"/>
-        <w:tabs>
-          <w:tab w:val="clear" w:pos="4819"/>
-          <w:tab w:val="clear" w:pos="9638"/>
-        </w:tabs>
-        <w:spacing w:line="360" w:lineRule="auto"/>
-        <w:jc w:val="both"/>
-        <w:rPr>
-          <w:rFonts w:ascii="Verdana" w:hAnsi="Verdana" w:cs="Verdana"/>
-          <w:color w:val="FF0000"/>
-        </w:rPr>
-      </w:pPr>
-    </w:p>
     <w:tbl>
       <w:tblPr>
         <w:tblW w:w="0" w:type="auto"/>
@@ -9034,7 +8609,6 @@
                 <w:sz w:val="20"/>
                 <w:szCs w:val="20"/>
               </w:rPr>
-              <w:lastRenderedPageBreak/>
               <w:br w:type="page"/>
             </w:r>
             <w:r>
@@ -9861,6 +9435,7 @@
                 <w:sz w:val="20"/>
                 <w:szCs w:val="20"/>
               </w:rPr>
+              <w:lastRenderedPageBreak/>
               <w:t>Nimi</w:t>
             </w:r>
           </w:p>
@@ -10366,6 +9941,692 @@
     </w:p>
     <w:p>
       <w:pPr>
+        <w:pStyle w:val="Yltunniste"/>
+        <w:tabs>
+          <w:tab w:val="clear" w:pos="4819"/>
+          <w:tab w:val="clear" w:pos="9638"/>
+        </w:tabs>
+        <w:spacing w:line="360" w:lineRule="auto"/>
+        <w:ind w:left="1134"/>
+        <w:jc w:val="both"/>
+        <w:rPr>
+          <w:rFonts w:ascii="Verdana" w:hAnsi="Verdana" w:cs="Verdana"/>
+        </w:rPr>
+      </w:pPr>
+    </w:p>
+    <w:p>
+      <w:pPr>
+        <w:pStyle w:val="Yltunniste"/>
+        <w:tabs>
+          <w:tab w:val="clear" w:pos="4819"/>
+          <w:tab w:val="clear" w:pos="9638"/>
+        </w:tabs>
+        <w:spacing w:line="360" w:lineRule="auto"/>
+        <w:ind w:left="1134"/>
+        <w:jc w:val="both"/>
+        <w:rPr>
+          <w:rFonts w:ascii="Verdana" w:hAnsi="Verdana" w:cs="Verdana"/>
+        </w:rPr>
+      </w:pPr>
+    </w:p>
+    <w:tbl>
+      <w:tblPr>
+        <w:tblW w:w="0" w:type="auto"/>
+        <w:tblInd w:w="-95" w:type="dxa"/>
+        <w:tblBorders>
+          <w:top w:val="single" w:sz="4" w:space="0" w:color="000000"/>
+          <w:left w:val="single" w:sz="4" w:space="0" w:color="000000"/>
+          <w:bottom w:val="single" w:sz="4" w:space="0" w:color="000000"/>
+          <w:right w:val="single" w:sz="4" w:space="0" w:color="000000"/>
+          <w:insideH w:val="single" w:sz="4" w:space="0" w:color="000000"/>
+          <w:insideV w:val="single" w:sz="4" w:space="0" w:color="000000"/>
+        </w:tblBorders>
+        <w:tblLook w:val="04A0" w:firstRow="1" w:lastRow="0" w:firstColumn="1" w:lastColumn="0" w:noHBand="0" w:noVBand="1"/>
+      </w:tblPr>
+      <w:tblGrid>
+        <w:gridCol w:w="2250"/>
+        <w:gridCol w:w="7473"/>
+      </w:tblGrid>
+      <w:tr>
+        <w:tc>
+          <w:tcPr>
+            <w:tcW w:w="2250" w:type="dxa"/>
+            <w:shd w:val="clear" w:color="auto" w:fill="BFBFBF"/>
+          </w:tcPr>
+          <w:p>
+            <w:pPr>
+              <w:pStyle w:val="Yltunniste"/>
+              <w:tabs>
+                <w:tab w:val="clear" w:pos="4819"/>
+                <w:tab w:val="clear" w:pos="9638"/>
+              </w:tabs>
+              <w:spacing w:line="360" w:lineRule="auto"/>
+              <w:jc w:val="both"/>
+              <w:rPr>
+                <w:rFonts w:ascii="Verdana" w:hAnsi="Verdana" w:cs="Verdana"/>
+                <w:b/>
+                <w:sz w:val="20"/>
+                <w:szCs w:val="20"/>
+              </w:rPr>
+            </w:pPr>
+            <w:r>
+              <w:rPr>
+                <w:rFonts w:ascii="Verdana" w:hAnsi="Verdana" w:cs="Verdana"/>
+                <w:b/>
+                <w:sz w:val="20"/>
+                <w:szCs w:val="20"/>
+              </w:rPr>
+              <w:t>Nimi</w:t>
+            </w:r>
+          </w:p>
+        </w:tc>
+        <w:tc>
+          <w:tcPr>
+            <w:tcW w:w="7473" w:type="dxa"/>
+          </w:tcPr>
+          <w:p>
+            <w:pPr>
+              <w:pStyle w:val="Yltunniste"/>
+              <w:tabs>
+                <w:tab w:val="clear" w:pos="4819"/>
+                <w:tab w:val="clear" w:pos="9638"/>
+              </w:tabs>
+              <w:spacing w:line="360" w:lineRule="auto"/>
+              <w:jc w:val="both"/>
+              <w:rPr>
+                <w:rFonts w:ascii="Verdana" w:hAnsi="Verdana" w:cs="Verdana"/>
+                <w:b/>
+                <w:bCs/>
+                <w:sz w:val="20"/>
+                <w:szCs w:val="20"/>
+              </w:rPr>
+            </w:pPr>
+            <w:r>
+              <w:rPr>
+                <w:rFonts w:ascii="Verdana" w:hAnsi="Verdana" w:cs="Verdana"/>
+                <w:b/>
+                <w:bCs/>
+                <w:sz w:val="20"/>
+                <w:szCs w:val="20"/>
+              </w:rPr>
+              <w:t>Tilisiirto puhelinnumerolla</w:t>
+            </w:r>
+          </w:p>
+        </w:tc>
+      </w:tr>
+      <w:tr>
+        <w:tc>
+          <w:tcPr>
+            <w:tcW w:w="2250" w:type="dxa"/>
+            <w:shd w:val="clear" w:color="auto" w:fill="BFBFBF"/>
+          </w:tcPr>
+          <w:p>
+            <w:pPr>
+              <w:pStyle w:val="Yltunniste"/>
+              <w:tabs>
+                <w:tab w:val="clear" w:pos="4819"/>
+                <w:tab w:val="clear" w:pos="9638"/>
+              </w:tabs>
+              <w:spacing w:line="360" w:lineRule="auto"/>
+              <w:jc w:val="both"/>
+              <w:rPr>
+                <w:rFonts w:ascii="Verdana" w:hAnsi="Verdana" w:cs="Verdana"/>
+                <w:b/>
+                <w:sz w:val="20"/>
+                <w:szCs w:val="20"/>
+              </w:rPr>
+            </w:pPr>
+            <w:r>
+              <w:rPr>
+                <w:rFonts w:ascii="Verdana" w:hAnsi="Verdana" w:cs="Verdana"/>
+                <w:b/>
+                <w:sz w:val="20"/>
+                <w:szCs w:val="20"/>
+              </w:rPr>
+              <w:t>Suorittajat</w:t>
+            </w:r>
+          </w:p>
+        </w:tc>
+        <w:tc>
+          <w:tcPr>
+            <w:tcW w:w="7473" w:type="dxa"/>
+          </w:tcPr>
+          <w:p>
+            <w:pPr>
+              <w:pStyle w:val="Yltunniste"/>
+              <w:tabs>
+                <w:tab w:val="clear" w:pos="4819"/>
+                <w:tab w:val="clear" w:pos="9638"/>
+              </w:tabs>
+              <w:spacing w:line="360" w:lineRule="auto"/>
+              <w:jc w:val="both"/>
+              <w:rPr>
+                <w:rFonts w:ascii="Verdana" w:hAnsi="Verdana" w:cs="Verdana"/>
+                <w:sz w:val="20"/>
+                <w:szCs w:val="20"/>
+              </w:rPr>
+            </w:pPr>
+            <w:r>
+              <w:rPr>
+                <w:rFonts w:ascii="Verdana" w:hAnsi="Verdana" w:cs="Verdana"/>
+                <w:sz w:val="20"/>
+                <w:szCs w:val="20"/>
+              </w:rPr>
+              <w:t>Pankkiautomaatti (ATM-järjestelmä)</w:t>
+            </w:r>
+            <w:r>
+              <w:rPr>
+                <w:rFonts w:ascii="Verdana" w:hAnsi="Verdana" w:cs="Verdana"/>
+                <w:sz w:val="20"/>
+                <w:szCs w:val="20"/>
+              </w:rPr>
+              <w:t xml:space="preserve">, </w:t>
+            </w:r>
+            <w:proofErr w:type="spellStart"/>
+            <w:r>
+              <w:rPr>
+                <w:rFonts w:ascii="Verdana" w:hAnsi="Verdana" w:cs="Verdana"/>
+                <w:sz w:val="20"/>
+                <w:szCs w:val="20"/>
+              </w:rPr>
+              <w:t>backend</w:t>
+            </w:r>
+            <w:proofErr w:type="spellEnd"/>
+            <w:r>
+              <w:rPr>
+                <w:rFonts w:ascii="Verdana" w:hAnsi="Verdana" w:cs="Verdana"/>
+                <w:sz w:val="20"/>
+                <w:szCs w:val="20"/>
+              </w:rPr>
+              <w:t xml:space="preserve"> ja tietokanta</w:t>
+            </w:r>
+          </w:p>
+        </w:tc>
+      </w:tr>
+      <w:tr>
+        <w:tc>
+          <w:tcPr>
+            <w:tcW w:w="2250" w:type="dxa"/>
+            <w:shd w:val="clear" w:color="auto" w:fill="BFBFBF"/>
+          </w:tcPr>
+          <w:p>
+            <w:pPr>
+              <w:pStyle w:val="Yltunniste"/>
+              <w:tabs>
+                <w:tab w:val="clear" w:pos="4819"/>
+                <w:tab w:val="clear" w:pos="9638"/>
+              </w:tabs>
+              <w:spacing w:line="360" w:lineRule="auto"/>
+              <w:jc w:val="both"/>
+              <w:rPr>
+                <w:rFonts w:ascii="Verdana" w:hAnsi="Verdana" w:cs="Verdana"/>
+                <w:b/>
+                <w:sz w:val="20"/>
+                <w:szCs w:val="20"/>
+              </w:rPr>
+            </w:pPr>
+            <w:r>
+              <w:rPr>
+                <w:rFonts w:ascii="Verdana" w:hAnsi="Verdana" w:cs="Verdana"/>
+                <w:b/>
+                <w:sz w:val="20"/>
+                <w:szCs w:val="20"/>
+              </w:rPr>
+              <w:t>Tavoite</w:t>
+            </w:r>
+          </w:p>
+        </w:tc>
+        <w:tc>
+          <w:tcPr>
+            <w:tcW w:w="7473" w:type="dxa"/>
+          </w:tcPr>
+          <w:p>
+            <w:pPr>
+              <w:pStyle w:val="Yltunniste"/>
+              <w:tabs>
+                <w:tab w:val="clear" w:pos="4819"/>
+                <w:tab w:val="clear" w:pos="9638"/>
+              </w:tabs>
+              <w:spacing w:line="360" w:lineRule="auto"/>
+              <w:jc w:val="both"/>
+              <w:rPr>
+                <w:rFonts w:ascii="Verdana" w:hAnsi="Verdana" w:cs="Verdana"/>
+                <w:sz w:val="20"/>
+                <w:szCs w:val="20"/>
+              </w:rPr>
+            </w:pPr>
+            <w:r>
+              <w:rPr>
+                <w:rFonts w:ascii="Verdana" w:hAnsi="Verdana" w:cs="Verdana"/>
+                <w:sz w:val="20"/>
+                <w:szCs w:val="20"/>
+              </w:rPr>
+              <w:t>Syöttämällä puhelinnumeron ja summan, raha siirtyy syötetyn puhelinnumeron omistajan tilille</w:t>
+            </w:r>
+          </w:p>
+        </w:tc>
+      </w:tr>
+      <w:tr>
+        <w:tc>
+          <w:tcPr>
+            <w:tcW w:w="2250" w:type="dxa"/>
+            <w:shd w:val="clear" w:color="auto" w:fill="BFBFBF"/>
+          </w:tcPr>
+          <w:p>
+            <w:pPr>
+              <w:pStyle w:val="Yltunniste"/>
+              <w:tabs>
+                <w:tab w:val="clear" w:pos="4819"/>
+                <w:tab w:val="clear" w:pos="9638"/>
+              </w:tabs>
+              <w:spacing w:line="360" w:lineRule="auto"/>
+              <w:jc w:val="both"/>
+              <w:rPr>
+                <w:rFonts w:ascii="Verdana" w:hAnsi="Verdana" w:cs="Verdana"/>
+                <w:b/>
+                <w:sz w:val="20"/>
+                <w:szCs w:val="20"/>
+              </w:rPr>
+            </w:pPr>
+            <w:r>
+              <w:rPr>
+                <w:rFonts w:ascii="Verdana" w:hAnsi="Verdana" w:cs="Verdana"/>
+                <w:b/>
+                <w:sz w:val="20"/>
+                <w:szCs w:val="20"/>
+              </w:rPr>
+              <w:t>Esiehdot</w:t>
+            </w:r>
+          </w:p>
+        </w:tc>
+        <w:tc>
+          <w:tcPr>
+            <w:tcW w:w="7473" w:type="dxa"/>
+          </w:tcPr>
+          <w:p>
+            <w:pPr>
+              <w:pStyle w:val="Yltunniste"/>
+              <w:spacing w:line="360" w:lineRule="auto"/>
+              <w:jc w:val="both"/>
+              <w:rPr>
+                <w:rFonts w:ascii="Verdana" w:hAnsi="Verdana" w:cs="Verdana"/>
+                <w:sz w:val="20"/>
+                <w:szCs w:val="20"/>
+              </w:rPr>
+            </w:pPr>
+            <w:r>
+              <w:rPr>
+                <w:rFonts w:ascii="Verdana" w:hAnsi="Verdana" w:cs="Verdana"/>
+                <w:sz w:val="20"/>
+                <w:szCs w:val="20"/>
+              </w:rPr>
+              <w:t>Käyttäjä on kirjautunut sisään ja siirtynyt tilisiirto sivulle.</w:t>
+            </w:r>
+          </w:p>
+        </w:tc>
+      </w:tr>
+      <w:tr>
+        <w:tc>
+          <w:tcPr>
+            <w:tcW w:w="2250" w:type="dxa"/>
+            <w:shd w:val="clear" w:color="auto" w:fill="BFBFBF"/>
+          </w:tcPr>
+          <w:p>
+            <w:pPr>
+              <w:pStyle w:val="Yltunniste"/>
+              <w:tabs>
+                <w:tab w:val="clear" w:pos="4819"/>
+                <w:tab w:val="clear" w:pos="9638"/>
+              </w:tabs>
+              <w:spacing w:line="360" w:lineRule="auto"/>
+              <w:jc w:val="both"/>
+              <w:rPr>
+                <w:rFonts w:ascii="Verdana" w:hAnsi="Verdana" w:cs="Verdana"/>
+                <w:b/>
+                <w:sz w:val="20"/>
+                <w:szCs w:val="20"/>
+              </w:rPr>
+            </w:pPr>
+            <w:r>
+              <w:rPr>
+                <w:rFonts w:ascii="Verdana" w:hAnsi="Verdana" w:cs="Verdana"/>
+                <w:b/>
+                <w:sz w:val="20"/>
+                <w:szCs w:val="20"/>
+              </w:rPr>
+              <w:t>Kuvaus</w:t>
+            </w:r>
+          </w:p>
+        </w:tc>
+        <w:tc>
+          <w:tcPr>
+            <w:tcW w:w="7473" w:type="dxa"/>
+          </w:tcPr>
+          <w:p>
+            <w:pPr>
+              <w:pStyle w:val="Yltunniste"/>
+              <w:spacing w:line="360" w:lineRule="auto"/>
+              <w:jc w:val="both"/>
+              <w:rPr>
+                <w:rFonts w:ascii="Verdana" w:hAnsi="Verdana" w:cs="Verdana"/>
+                <w:sz w:val="20"/>
+                <w:szCs w:val="20"/>
+              </w:rPr>
+            </w:pPr>
+            <w:r>
+              <w:rPr>
+                <w:rFonts w:ascii="Verdana" w:hAnsi="Verdana" w:cs="Verdana"/>
+                <w:sz w:val="20"/>
+                <w:szCs w:val="20"/>
+              </w:rPr>
+              <w:t xml:space="preserve">Käyttäjä syöttää sivulla puhelinnumeron ja sen alle </w:t>
+            </w:r>
+            <w:proofErr w:type="gramStart"/>
+            <w:r>
+              <w:rPr>
+                <w:rFonts w:ascii="Verdana" w:hAnsi="Verdana" w:cs="Verdana"/>
+                <w:sz w:val="20"/>
+                <w:szCs w:val="20"/>
+              </w:rPr>
+              <w:t>summan</w:t>
+            </w:r>
+            <w:proofErr w:type="gramEnd"/>
+            <w:r>
+              <w:rPr>
+                <w:rFonts w:ascii="Verdana" w:hAnsi="Verdana" w:cs="Verdana"/>
+                <w:sz w:val="20"/>
+                <w:szCs w:val="20"/>
+              </w:rPr>
+              <w:t xml:space="preserve"> jonka haluaa lähettää.</w:t>
+            </w:r>
+            <w:r>
+              <w:rPr>
+                <w:rFonts w:ascii="Verdana" w:hAnsi="Verdana" w:cs="Verdana"/>
+                <w:sz w:val="20"/>
+                <w:szCs w:val="20"/>
+              </w:rPr>
+              <w:t xml:space="preserve"> Voidaan lähettää </w:t>
+            </w:r>
+            <w:proofErr w:type="spellStart"/>
+            <w:r>
+              <w:rPr>
+                <w:rFonts w:ascii="Verdana" w:hAnsi="Verdana" w:cs="Verdana"/>
+                <w:sz w:val="20"/>
+                <w:szCs w:val="20"/>
+              </w:rPr>
+              <w:t>debit</w:t>
+            </w:r>
+            <w:proofErr w:type="spellEnd"/>
+            <w:r>
+              <w:rPr>
+                <w:rFonts w:ascii="Verdana" w:hAnsi="Verdana" w:cs="Verdana"/>
+                <w:sz w:val="20"/>
+                <w:szCs w:val="20"/>
+              </w:rPr>
+              <w:t xml:space="preserve"> / </w:t>
+            </w:r>
+            <w:proofErr w:type="spellStart"/>
+            <w:r>
+              <w:rPr>
+                <w:rFonts w:ascii="Verdana" w:hAnsi="Verdana" w:cs="Verdana"/>
+                <w:sz w:val="20"/>
+                <w:szCs w:val="20"/>
+              </w:rPr>
+              <w:t>credit</w:t>
+            </w:r>
+            <w:proofErr w:type="spellEnd"/>
+            <w:r>
+              <w:rPr>
+                <w:rFonts w:ascii="Verdana" w:hAnsi="Verdana" w:cs="Verdana"/>
+                <w:sz w:val="20"/>
+                <w:szCs w:val="20"/>
+              </w:rPr>
+              <w:t>.</w:t>
+            </w:r>
+          </w:p>
+        </w:tc>
+      </w:tr>
+      <w:tr>
+        <w:tc>
+          <w:tcPr>
+            <w:tcW w:w="2250" w:type="dxa"/>
+            <w:shd w:val="clear" w:color="auto" w:fill="BFBFBF"/>
+          </w:tcPr>
+          <w:p>
+            <w:pPr>
+              <w:pStyle w:val="Yltunniste"/>
+              <w:tabs>
+                <w:tab w:val="clear" w:pos="4819"/>
+                <w:tab w:val="clear" w:pos="9638"/>
+              </w:tabs>
+              <w:spacing w:line="360" w:lineRule="auto"/>
+              <w:jc w:val="both"/>
+              <w:rPr>
+                <w:rFonts w:ascii="Verdana" w:hAnsi="Verdana" w:cs="Verdana"/>
+                <w:b/>
+                <w:sz w:val="20"/>
+                <w:szCs w:val="20"/>
+              </w:rPr>
+            </w:pPr>
+            <w:r>
+              <w:rPr>
+                <w:rFonts w:ascii="Verdana" w:hAnsi="Verdana" w:cs="Verdana"/>
+                <w:b/>
+                <w:sz w:val="20"/>
+                <w:szCs w:val="20"/>
+              </w:rPr>
+              <w:t>Loppuehdot</w:t>
+            </w:r>
+          </w:p>
+        </w:tc>
+        <w:tc>
+          <w:tcPr>
+            <w:tcW w:w="7473" w:type="dxa"/>
+          </w:tcPr>
+          <w:p>
+            <w:pPr>
+              <w:pStyle w:val="Yltunniste"/>
+              <w:spacing w:line="360" w:lineRule="auto"/>
+              <w:jc w:val="both"/>
+              <w:rPr>
+                <w:rFonts w:ascii="Verdana" w:hAnsi="Verdana" w:cs="Verdana"/>
+                <w:sz w:val="20"/>
+                <w:szCs w:val="20"/>
+              </w:rPr>
+            </w:pPr>
+            <w:r>
+              <w:rPr>
+                <w:rFonts w:ascii="Verdana" w:hAnsi="Verdana" w:cs="Verdana"/>
+                <w:sz w:val="20"/>
+                <w:szCs w:val="20"/>
+              </w:rPr>
+              <w:t>Raha on siirtynyt tilistä toiselle ja tapahtuma näkyy molemmilla tilitapahtumissa</w:t>
+            </w:r>
+          </w:p>
+        </w:tc>
+      </w:tr>
+      <w:tr>
+        <w:tc>
+          <w:tcPr>
+            <w:tcW w:w="2250" w:type="dxa"/>
+            <w:shd w:val="clear" w:color="auto" w:fill="BFBFBF"/>
+          </w:tcPr>
+          <w:p>
+            <w:pPr>
+              <w:pStyle w:val="Yltunniste"/>
+              <w:tabs>
+                <w:tab w:val="clear" w:pos="4819"/>
+                <w:tab w:val="clear" w:pos="9638"/>
+              </w:tabs>
+              <w:spacing w:line="360" w:lineRule="auto"/>
+              <w:jc w:val="both"/>
+              <w:rPr>
+                <w:rFonts w:ascii="Verdana" w:hAnsi="Verdana" w:cs="Verdana"/>
+                <w:b/>
+                <w:sz w:val="20"/>
+                <w:szCs w:val="20"/>
+              </w:rPr>
+            </w:pPr>
+            <w:r>
+              <w:rPr>
+                <w:rFonts w:ascii="Verdana" w:hAnsi="Verdana" w:cs="Verdana"/>
+                <w:b/>
+                <w:sz w:val="20"/>
+                <w:szCs w:val="20"/>
+              </w:rPr>
+              <w:t>Poikkeukset</w:t>
+            </w:r>
+          </w:p>
+        </w:tc>
+        <w:tc>
+          <w:tcPr>
+            <w:tcW w:w="7473" w:type="dxa"/>
+          </w:tcPr>
+          <w:p>
+            <w:pPr>
+              <w:pStyle w:val="Yltunniste"/>
+              <w:spacing w:line="360" w:lineRule="auto"/>
+              <w:jc w:val="both"/>
+              <w:rPr>
+                <w:rFonts w:ascii="Verdana" w:hAnsi="Verdana" w:cs="Verdana"/>
+                <w:sz w:val="20"/>
+                <w:szCs w:val="20"/>
+              </w:rPr>
+            </w:pPr>
+            <w:r>
+              <w:rPr>
+                <w:rFonts w:ascii="Verdana" w:hAnsi="Verdana" w:cs="Verdana"/>
+                <w:sz w:val="20"/>
+                <w:szCs w:val="20"/>
+              </w:rPr>
+              <w:t xml:space="preserve">Väärän puhelinnumeron syöttäessä sovellus estää siirron. </w:t>
+            </w:r>
+          </w:p>
+        </w:tc>
+      </w:tr>
+    </w:tbl>
+    <w:p>
+      <w:pPr>
+        <w:pStyle w:val="Yltunniste"/>
+        <w:tabs>
+          <w:tab w:val="clear" w:pos="4819"/>
+          <w:tab w:val="clear" w:pos="9638"/>
+        </w:tabs>
+        <w:spacing w:line="360" w:lineRule="auto"/>
+        <w:ind w:left="1134"/>
+        <w:jc w:val="both"/>
+        <w:rPr>
+          <w:rFonts w:ascii="Verdana" w:hAnsi="Verdana" w:cs="Verdana"/>
+        </w:rPr>
+      </w:pPr>
+    </w:p>
+    <w:p>
+      <w:pPr>
+        <w:pStyle w:val="Yltunniste"/>
+        <w:tabs>
+          <w:tab w:val="clear" w:pos="4819"/>
+          <w:tab w:val="clear" w:pos="9638"/>
+        </w:tabs>
+        <w:spacing w:line="360" w:lineRule="auto"/>
+        <w:ind w:left="1134"/>
+        <w:jc w:val="both"/>
+        <w:rPr>
+          <w:rFonts w:ascii="Verdana" w:hAnsi="Verdana" w:cs="Verdana"/>
+        </w:rPr>
+      </w:pPr>
+    </w:p>
+    <w:p>
+      <w:pPr>
+        <w:pStyle w:val="Yltunniste"/>
+        <w:tabs>
+          <w:tab w:val="clear" w:pos="4819"/>
+          <w:tab w:val="clear" w:pos="9638"/>
+        </w:tabs>
+        <w:spacing w:line="360" w:lineRule="auto"/>
+        <w:ind w:left="1134"/>
+        <w:jc w:val="both"/>
+        <w:rPr>
+          <w:rFonts w:ascii="Verdana" w:hAnsi="Verdana" w:cs="Verdana"/>
+        </w:rPr>
+      </w:pPr>
+    </w:p>
+    <w:p>
+      <w:pPr>
+        <w:pStyle w:val="Yltunniste"/>
+        <w:tabs>
+          <w:tab w:val="clear" w:pos="4819"/>
+          <w:tab w:val="clear" w:pos="9638"/>
+        </w:tabs>
+        <w:spacing w:line="360" w:lineRule="auto"/>
+        <w:ind w:left="1134"/>
+        <w:jc w:val="both"/>
+        <w:rPr>
+          <w:rFonts w:ascii="Verdana" w:hAnsi="Verdana" w:cs="Verdana"/>
+        </w:rPr>
+      </w:pPr>
+    </w:p>
+    <w:p>
+      <w:pPr>
+        <w:pStyle w:val="Yltunniste"/>
+        <w:tabs>
+          <w:tab w:val="clear" w:pos="4819"/>
+          <w:tab w:val="clear" w:pos="9638"/>
+        </w:tabs>
+        <w:spacing w:line="360" w:lineRule="auto"/>
+        <w:ind w:left="1134"/>
+        <w:jc w:val="both"/>
+        <w:rPr>
+          <w:rFonts w:ascii="Verdana" w:hAnsi="Verdana" w:cs="Verdana"/>
+        </w:rPr>
+      </w:pPr>
+    </w:p>
+    <w:p>
+      <w:pPr>
+        <w:pStyle w:val="Yltunniste"/>
+        <w:tabs>
+          <w:tab w:val="clear" w:pos="4819"/>
+          <w:tab w:val="clear" w:pos="9638"/>
+        </w:tabs>
+        <w:spacing w:line="360" w:lineRule="auto"/>
+        <w:ind w:left="1134"/>
+        <w:jc w:val="both"/>
+        <w:rPr>
+          <w:rFonts w:ascii="Verdana" w:hAnsi="Verdana" w:cs="Verdana"/>
+        </w:rPr>
+      </w:pPr>
+    </w:p>
+    <w:p>
+      <w:pPr>
+        <w:pStyle w:val="Yltunniste"/>
+        <w:tabs>
+          <w:tab w:val="clear" w:pos="4819"/>
+          <w:tab w:val="clear" w:pos="9638"/>
+        </w:tabs>
+        <w:spacing w:line="360" w:lineRule="auto"/>
+        <w:ind w:left="1134"/>
+        <w:jc w:val="both"/>
+        <w:rPr>
+          <w:rFonts w:ascii="Verdana" w:hAnsi="Verdana" w:cs="Verdana"/>
+        </w:rPr>
+      </w:pPr>
+    </w:p>
+    <w:p>
+      <w:pPr>
+        <w:pStyle w:val="Yltunniste"/>
+        <w:tabs>
+          <w:tab w:val="clear" w:pos="4819"/>
+          <w:tab w:val="clear" w:pos="9638"/>
+        </w:tabs>
+        <w:spacing w:line="360" w:lineRule="auto"/>
+        <w:ind w:left="1134"/>
+        <w:jc w:val="both"/>
+        <w:rPr>
+          <w:rFonts w:ascii="Verdana" w:hAnsi="Verdana" w:cs="Verdana"/>
+        </w:rPr>
+      </w:pPr>
+    </w:p>
+    <w:p>
+      <w:pPr>
         <w:autoSpaceDE/>
         <w:autoSpaceDN/>
         <w:rPr>
@@ -10390,6 +10651,7 @@
           <w:sz w:val="24"/>
           <w:szCs w:val="24"/>
         </w:rPr>
+        <w:lastRenderedPageBreak/>
         <w:t>TIETOSISÄLTÖ</w:t>
       </w:r>
     </w:p>
@@ -10726,6 +10988,38 @@
         </w:rPr>
         <w:t>-tiliin)</w:t>
       </w:r>
+    </w:p>
+    <w:p>
+      <w:pPr>
+        <w:spacing w:line="360" w:lineRule="auto"/>
+        <w:rPr>
+          <w:rFonts w:ascii="Verdana" w:hAnsi="Verdana" w:cs="Verdana"/>
+        </w:rPr>
+      </w:pPr>
+    </w:p>
+    <w:p>
+      <w:pPr>
+        <w:spacing w:line="360" w:lineRule="auto"/>
+        <w:rPr>
+          <w:rFonts w:ascii="Verdana" w:hAnsi="Verdana" w:cs="Verdana"/>
+        </w:rPr>
+      </w:pPr>
+    </w:p>
+    <w:p>
+      <w:pPr>
+        <w:spacing w:line="360" w:lineRule="auto"/>
+        <w:rPr>
+          <w:rFonts w:ascii="Verdana" w:hAnsi="Verdana" w:cs="Verdana"/>
+        </w:rPr>
+      </w:pPr>
+    </w:p>
+    <w:p>
+      <w:pPr>
+        <w:spacing w:line="360" w:lineRule="auto"/>
+        <w:rPr>
+          <w:rFonts w:ascii="Verdana" w:hAnsi="Verdana" w:cs="Verdana"/>
+        </w:rPr>
+      </w:pPr>
     </w:p>
     <w:p>
       <w:pPr>
@@ -11139,6 +11433,7 @@
                 <w:b/>
                 <w:bCs/>
               </w:rPr>
+              <w:lastRenderedPageBreak/>
               <w:t>Tili</w:t>
             </w:r>
           </w:p>
@@ -11486,7 +11781,6 @@
               <w:rPr>
                 <w:rFonts w:ascii="Verdana" w:hAnsi="Verdana" w:cs="Verdana"/>
               </w:rPr>
-              <w:lastRenderedPageBreak/>
               <w:t>Kortin numero (</w:t>
             </w:r>
             <w:proofErr w:type="spellStart"/>
@@ -11861,7 +12155,6 @@
                 <w:b/>
                 <w:bCs/>
               </w:rPr>
-              <w:lastRenderedPageBreak/>
               <w:t>Tilitapahtumat</w:t>
             </w:r>
           </w:p>
@@ -11924,7 +12217,6 @@
               <w:rPr>
                 <w:rFonts w:ascii="Verdana" w:hAnsi="Verdana" w:cs="Verdana"/>
               </w:rPr>
-              <w:lastRenderedPageBreak/>
               <w:t>Päivämäärä ja aika (</w:t>
             </w:r>
             <w:proofErr w:type="spellStart"/>
@@ -12243,7 +12535,6 @@
                 <w:b/>
                 <w:bCs/>
               </w:rPr>
-              <w:lastRenderedPageBreak/>
               <w:t>ATM</w:t>
             </w:r>
           </w:p>
@@ -12402,6 +12693,7 @@
           <w:bCs/>
           <w:color w:val="FF0000"/>
         </w:rPr>
+        <w:lastRenderedPageBreak/>
         <w:br/>
       </w:r>
     </w:p>
@@ -12441,7 +12733,6 @@
           <w:b/>
           <w:bCs/>
         </w:rPr>
-        <w:lastRenderedPageBreak/>
         <w:t xml:space="preserve">Käsitemalli </w:t>
       </w:r>
     </w:p>
@@ -12516,20 +12807,6 @@
           <w:rFonts w:ascii="Verdana" w:hAnsi="Verdana"/>
         </w:rPr>
         <w:t xml:space="preserve">. </w:t>
-      </w:r>
-      <w:r>
-        <w:rPr>
-          <w:rFonts w:ascii="Verdana" w:hAnsi="Verdana"/>
-          <w:color w:val="FF0000"/>
-        </w:rPr>
-        <w:t>Huomioikaa ER-mallissa myös lisäominaisuudet</w:t>
-      </w:r>
-      <w:r>
-        <w:rPr>
-          <w:rFonts w:ascii="Verdana" w:hAnsi="Verdana"/>
-          <w:color w:val="FF0000"/>
-        </w:rPr>
-        <w:t>.</w:t>
       </w:r>
     </w:p>
     <w:tbl>
@@ -12771,80 +13048,6 @@
           <w:color w:val="FF0000"/>
         </w:rPr>
       </w:pPr>
-      <w:r>
-        <w:rPr>
-          <w:rFonts w:ascii="Verdana" w:hAnsi="Verdana" w:cs="Verdana"/>
-          <w:i/>
-          <w:iCs/>
-          <w:color w:val="FF0000"/>
-        </w:rPr>
-        <w:t>Komponenttikaaviossa voidaan mennä niin tarkalle detaljitasolle</w:t>
-      </w:r>
-      <w:r>
-        <w:rPr>
-          <w:rFonts w:ascii="Verdana" w:hAnsi="Verdana" w:cs="Verdana"/>
-          <w:i/>
-          <w:iCs/>
-          <w:color w:val="FF0000"/>
-        </w:rPr>
-        <w:t>,</w:t>
-      </w:r>
-      <w:r>
-        <w:rPr>
-          <w:rFonts w:ascii="Verdana" w:hAnsi="Verdana" w:cs="Verdana"/>
-          <w:i/>
-          <w:iCs/>
-          <w:color w:val="FF0000"/>
-        </w:rPr>
-        <w:t xml:space="preserve"> kun on tarpeen. Voidaan myös laatia </w:t>
-      </w:r>
-      <w:r>
-        <w:rPr>
-          <w:rFonts w:ascii="Verdana" w:hAnsi="Verdana" w:cs="Verdana"/>
-          <w:i/>
-          <w:iCs/>
-          <w:color w:val="FF0000"/>
-        </w:rPr>
-        <w:t xml:space="preserve">useita </w:t>
-      </w:r>
-      <w:proofErr w:type="spellStart"/>
-      <w:r>
-        <w:rPr>
-          <w:rFonts w:ascii="Verdana" w:hAnsi="Verdana" w:cs="Verdana"/>
-          <w:i/>
-          <w:iCs/>
-          <w:color w:val="FF0000"/>
-        </w:rPr>
-        <w:t>hierarkisia</w:t>
-      </w:r>
-      <w:proofErr w:type="spellEnd"/>
-      <w:r>
-        <w:rPr>
-          <w:rFonts w:ascii="Verdana" w:hAnsi="Verdana" w:cs="Verdana"/>
-          <w:i/>
-          <w:iCs/>
-          <w:color w:val="FF0000"/>
-        </w:rPr>
-        <w:t xml:space="preserve"> komponenttikaavioita, joissa tarkennetaan komponent</w:t>
-      </w:r>
-      <w:r>
-        <w:rPr>
-          <w:rFonts w:ascii="Verdana" w:hAnsi="Verdana" w:cs="Verdana"/>
-          <w:i/>
-          <w:iCs/>
-          <w:color w:val="FF0000"/>
-        </w:rPr>
-        <w:t>in</w:t>
-      </w:r>
-      <w:r>
-        <w:rPr>
-          <w:rFonts w:ascii="Verdana" w:hAnsi="Verdana" w:cs="Verdana"/>
-          <w:i/>
-          <w:iCs/>
-          <w:color w:val="FF0000"/>
-        </w:rPr>
-        <w:t xml:space="preserve"> toimintaa alemman tason kaavioilla. </w:t>
-      </w:r>
     </w:p>
     <w:tbl>
       <w:tblPr>
@@ -12875,6 +13078,7 @@
             <w:r>
               <w:rPr>
                 <w:rFonts w:ascii="Verdana" w:hAnsi="Verdana" w:cs="Verdana"/>
+                <w:noProof/>
                 <w:szCs w:val="20"/>
               </w:rPr>
               <w:drawing>
@@ -13245,6 +13449,7 @@
                 <w:rFonts w:ascii="Verdana" w:hAnsi="Verdana" w:cs="Verdana"/>
                 <w:b/>
                 <w:bCs/>
+                <w:noProof/>
                 <w:sz w:val="20"/>
                 <w:szCs w:val="20"/>
               </w:rPr>
@@ -14618,6 +14823,7 @@
                 <w:rFonts w:ascii="Verdana" w:hAnsi="Verdana" w:cs="Verdana"/>
                 <w:b/>
                 <w:bCs/>
+                <w:noProof/>
                 <w:sz w:val="20"/>
                 <w:szCs w:val="20"/>
               </w:rPr>
@@ -15463,17 +15669,7 @@
                 <w:sz w:val="20"/>
                 <w:szCs w:val="20"/>
               </w:rPr>
-              <w:t>) jatkokäsittelyä varten. Komponentti eristää laiteriippuvuudet muusta sovelluksesta.</w:t>
-            </w:r>
-            <w:r>
-              <w:rPr>
-                <w:rFonts w:ascii="Verdana" w:hAnsi="Verdana" w:cs="Verdana"/>
-                <w:i/>
-                <w:iCs/>
-                <w:sz w:val="20"/>
-                <w:szCs w:val="20"/>
-              </w:rPr>
-              <w:t xml:space="preserve"> </w:t>
+              <w:t xml:space="preserve">) jatkokäsittelyä varten. Komponentti eristää laiteriippuvuudet muusta sovelluksesta. </w:t>
             </w:r>
           </w:p>
         </w:tc>
@@ -15598,6 +15794,7 @@
                 <w:rFonts w:ascii="Verdana" w:hAnsi="Verdana" w:cs="Verdana"/>
                 <w:b/>
                 <w:bCs/>
+                <w:noProof/>
                 <w:sz w:val="20"/>
                 <w:szCs w:val="20"/>
               </w:rPr>
@@ -16276,17 +16473,7 @@
                 <w:sz w:val="20"/>
                 <w:szCs w:val="20"/>
               </w:rPr>
-              <w:t>Tallentaa pysyvästi tiedot asiakkaista, korteista, tileistä ja tehdyistä tilitapahtumista. REST API tekee kyselyt tähän tietokantaan.</w:t>
-            </w:r>
-            <w:r>
-              <w:rPr>
-                <w:rFonts w:ascii="Verdana" w:hAnsi="Verdana" w:cs="Verdana"/>
-                <w:i/>
-                <w:iCs/>
-                <w:sz w:val="20"/>
-                <w:szCs w:val="20"/>
-              </w:rPr>
-              <w:t xml:space="preserve"> </w:t>
+              <w:t xml:space="preserve">Tallentaa pysyvästi tiedot asiakkaista, korteista, tileistä ja tehdyistä tilitapahtumista. REST API tekee kyselyt tähän tietokantaan. </w:t>
             </w:r>
           </w:p>
         </w:tc>
@@ -16345,17 +16532,7 @@
                 <w:sz w:val="20"/>
                 <w:szCs w:val="20"/>
               </w:rPr>
-              <w:t>Tietokanta (MySQL</w:t>
-            </w:r>
-            <w:r>
-              <w:rPr>
-                <w:rFonts w:ascii="Verdana" w:hAnsi="Verdana" w:cs="Verdana"/>
-                <w:i/>
-                <w:iCs/>
-                <w:sz w:val="20"/>
-                <w:szCs w:val="20"/>
-              </w:rPr>
-              <w:t>)</w:t>
+              <w:t>Tietokanta (MySQL)</w:t>
             </w:r>
             <w:r>
               <w:rPr>
@@ -17187,820 +17364,6 @@
           <w:sz w:val="24"/>
           <w:szCs w:val="24"/>
         </w:rPr>
-        <w:t>KOMPONENTTIEN KUVAUKSET</w:t>
-      </w:r>
-    </w:p>
-    <w:p>
-      <w:pPr>
-        <w:autoSpaceDE/>
-        <w:autoSpaceDN/>
-        <w:spacing w:after="200" w:line="276" w:lineRule="auto"/>
-        <w:rPr>
-          <w:rFonts w:ascii="Verdana" w:hAnsi="Verdana" w:cs="Verdana"/>
-          <w:b/>
-          <w:bCs/>
-          <w:i/>
-          <w:iCs/>
-          <w:color w:val="FF0000"/>
-          <w:sz w:val="36"/>
-          <w:szCs w:val="36"/>
-        </w:rPr>
-      </w:pPr>
-      <w:r>
-        <w:rPr>
-          <w:rFonts w:ascii="Verdana" w:hAnsi="Verdana" w:cs="Verdana"/>
-          <w:b/>
-          <w:bCs/>
-          <w:i/>
-          <w:iCs/>
-          <w:color w:val="FF0000"/>
-          <w:sz w:val="36"/>
-          <w:szCs w:val="36"/>
-        </w:rPr>
-        <w:t>Nostoikkuna</w:t>
-      </w:r>
-    </w:p>
-    <w:tbl>
-      <w:tblPr>
-        <w:tblStyle w:val="TaulukkoRuudukko"/>
-        <w:tblW w:w="0" w:type="auto"/>
-        <w:tblLook w:val="04A0" w:firstRow="1" w:lastRow="0" w:firstColumn="1" w:lastColumn="0" w:noHBand="0" w:noVBand="1"/>
-      </w:tblPr>
-      <w:tblGrid>
-        <w:gridCol w:w="2425"/>
-        <w:gridCol w:w="630"/>
-        <w:gridCol w:w="6573"/>
-      </w:tblGrid>
-      <w:tr>
-        <w:tc>
-          <w:tcPr>
-            <w:tcW w:w="3055" w:type="dxa"/>
-            <w:gridSpan w:val="2"/>
-          </w:tcPr>
-          <w:p>
-            <w:pPr>
-              <w:autoSpaceDE/>
-              <w:autoSpaceDN/>
-              <w:spacing w:line="276" w:lineRule="auto"/>
-              <w:rPr>
-                <w:rFonts w:ascii="Verdana" w:hAnsi="Verdana" w:cs="Verdana"/>
-                <w:b/>
-                <w:bCs/>
-                <w:sz w:val="20"/>
-                <w:szCs w:val="20"/>
-              </w:rPr>
-            </w:pPr>
-            <w:r>
-              <w:rPr>
-                <w:rFonts w:ascii="Verdana" w:hAnsi="Verdana" w:cs="Verdana"/>
-                <w:b/>
-                <w:bCs/>
-                <w:sz w:val="20"/>
-                <w:szCs w:val="20"/>
-              </w:rPr>
-              <w:t>Tarkoitus ja toiminta</w:t>
-            </w:r>
-          </w:p>
-        </w:tc>
-        <w:tc>
-          <w:tcPr>
-            <w:tcW w:w="6573" w:type="dxa"/>
-          </w:tcPr>
-          <w:p>
-            <w:pPr>
-              <w:autoSpaceDE/>
-              <w:autoSpaceDN/>
-              <w:spacing w:line="276" w:lineRule="auto"/>
-              <w:rPr>
-                <w:rFonts w:ascii="Verdana" w:hAnsi="Verdana" w:cs="Verdana"/>
-                <w:i/>
-                <w:iCs/>
-                <w:sz w:val="20"/>
-                <w:szCs w:val="20"/>
-              </w:rPr>
-            </w:pPr>
-            <w:r>
-              <w:rPr>
-                <w:rFonts w:ascii="Verdana" w:hAnsi="Verdana" w:cs="Verdana"/>
-                <w:i/>
-                <w:iCs/>
-                <w:color w:val="FF0000"/>
-                <w:sz w:val="20"/>
-                <w:szCs w:val="20"/>
-              </w:rPr>
-              <w:t>Mihin tarkoitukseen komponentti tehtiin? Miten komponentti toimii? Lyhyt parin rivin selitys.</w:t>
-            </w:r>
-            <w:r>
-              <w:rPr>
-                <w:rFonts w:ascii="Verdana" w:hAnsi="Verdana" w:cs="Verdana"/>
-                <w:i/>
-                <w:iCs/>
-                <w:color w:val="FF0000"/>
-                <w:sz w:val="20"/>
-                <w:szCs w:val="20"/>
-              </w:rPr>
-              <w:br/>
-            </w:r>
-          </w:p>
-          <w:p>
-            <w:pPr>
-              <w:autoSpaceDE/>
-              <w:autoSpaceDN/>
-              <w:spacing w:line="276" w:lineRule="auto"/>
-              <w:rPr>
-                <w:rFonts w:ascii="Verdana" w:hAnsi="Verdana" w:cs="Verdana"/>
-                <w:i/>
-                <w:iCs/>
-                <w:sz w:val="20"/>
-                <w:szCs w:val="20"/>
-              </w:rPr>
-            </w:pPr>
-          </w:p>
-        </w:tc>
-      </w:tr>
-      <w:tr>
-        <w:tc>
-          <w:tcPr>
-            <w:tcW w:w="3055" w:type="dxa"/>
-            <w:gridSpan w:val="2"/>
-          </w:tcPr>
-          <w:p>
-            <w:pPr>
-              <w:autoSpaceDE/>
-              <w:autoSpaceDN/>
-              <w:spacing w:line="276" w:lineRule="auto"/>
-              <w:rPr>
-                <w:rFonts w:ascii="Verdana" w:hAnsi="Verdana" w:cs="Verdana"/>
-                <w:sz w:val="20"/>
-                <w:szCs w:val="20"/>
-              </w:rPr>
-            </w:pPr>
-            <w:r>
-              <w:rPr>
-                <w:rFonts w:ascii="Verdana" w:hAnsi="Verdana" w:cs="Verdana"/>
-                <w:b/>
-                <w:bCs/>
-                <w:sz w:val="20"/>
-                <w:szCs w:val="20"/>
-              </w:rPr>
-              <w:t>Järjestelmäkomponentti</w:t>
-            </w:r>
-          </w:p>
-        </w:tc>
-        <w:tc>
-          <w:tcPr>
-            <w:tcW w:w="6573" w:type="dxa"/>
-          </w:tcPr>
-          <w:p>
-            <w:pPr>
-              <w:autoSpaceDE/>
-              <w:autoSpaceDN/>
-              <w:spacing w:line="276" w:lineRule="auto"/>
-              <w:rPr>
-                <w:rFonts w:ascii="Verdana" w:hAnsi="Verdana" w:cs="Verdana"/>
-                <w:i/>
-                <w:iCs/>
-                <w:color w:val="FF0000"/>
-                <w:sz w:val="20"/>
-                <w:szCs w:val="20"/>
-              </w:rPr>
-            </w:pPr>
-            <w:r>
-              <w:rPr>
-                <w:rFonts w:ascii="Verdana" w:hAnsi="Verdana" w:cs="Verdana"/>
-                <w:i/>
-                <w:iCs/>
-                <w:color w:val="FF0000"/>
-                <w:sz w:val="20"/>
-                <w:szCs w:val="20"/>
-              </w:rPr>
-              <w:t>Sovellus, DLL, REST API, tietokanta, muu?</w:t>
-            </w:r>
-            <w:r>
-              <w:rPr>
-                <w:rFonts w:ascii="Verdana" w:hAnsi="Verdana" w:cs="Verdana"/>
-                <w:i/>
-                <w:iCs/>
-                <w:color w:val="FF0000"/>
-                <w:sz w:val="20"/>
-                <w:szCs w:val="20"/>
-              </w:rPr>
-              <w:br/>
-            </w:r>
-          </w:p>
-        </w:tc>
-      </w:tr>
-      <w:tr>
-        <w:trPr>
-          <w:trHeight w:val="5943"/>
-        </w:trPr>
-        <w:tc>
-          <w:tcPr>
-            <w:tcW w:w="9628" w:type="dxa"/>
-            <w:gridSpan w:val="3"/>
-          </w:tcPr>
-          <w:p>
-            <w:pPr>
-              <w:autoSpaceDE/>
-              <w:autoSpaceDN/>
-              <w:spacing w:line="276" w:lineRule="auto"/>
-              <w:rPr>
-                <w:rFonts w:ascii="Verdana" w:hAnsi="Verdana" w:cs="Verdana"/>
-                <w:b/>
-                <w:bCs/>
-                <w:sz w:val="20"/>
-                <w:szCs w:val="20"/>
-              </w:rPr>
-            </w:pPr>
-            <w:r>
-              <w:rPr>
-                <w:rFonts w:ascii="Verdana" w:hAnsi="Verdana" w:cs="Verdana"/>
-                <w:b/>
-                <w:bCs/>
-                <w:sz w:val="20"/>
-                <w:szCs w:val="20"/>
-              </w:rPr>
-              <w:t>Luokkakaavio (UML)</w:t>
-            </w:r>
-          </w:p>
-          <w:p>
-            <w:pPr>
-              <w:autoSpaceDE/>
-              <w:autoSpaceDN/>
-              <w:spacing w:line="276" w:lineRule="auto"/>
-              <w:rPr>
-                <w:rFonts w:ascii="Verdana" w:hAnsi="Verdana" w:cs="Verdana"/>
-                <w:b/>
-                <w:bCs/>
-                <w:sz w:val="20"/>
-                <w:szCs w:val="20"/>
-              </w:rPr>
-            </w:pPr>
-            <w:r>
-              <w:rPr>
-                <w:rFonts w:ascii="Verdana" w:hAnsi="Verdana" w:cs="Verdana"/>
-                <w:i/>
-                <w:iCs/>
-                <w:color w:val="FF0000"/>
-                <w:szCs w:val="20"/>
-              </w:rPr>
-              <w:t>Kuva tähän.</w:t>
-            </w:r>
-          </w:p>
-          <w:p>
-            <w:pPr>
-              <w:autoSpaceDE/>
-              <w:autoSpaceDN/>
-              <w:spacing w:line="276" w:lineRule="auto"/>
-              <w:rPr>
-                <w:rFonts w:ascii="Verdana" w:hAnsi="Verdana" w:cs="Verdana"/>
-                <w:b/>
-                <w:bCs/>
-                <w:sz w:val="20"/>
-                <w:szCs w:val="20"/>
-              </w:rPr>
-            </w:pPr>
-          </w:p>
-        </w:tc>
-      </w:tr>
-      <w:tr>
-        <w:trPr>
-          <w:trHeight w:val="3324"/>
-        </w:trPr>
-        <w:tc>
-          <w:tcPr>
-            <w:tcW w:w="9628" w:type="dxa"/>
-            <w:gridSpan w:val="3"/>
-          </w:tcPr>
-          <w:p>
-            <w:pPr>
-              <w:autoSpaceDE/>
-              <w:autoSpaceDN/>
-              <w:spacing w:line="276" w:lineRule="auto"/>
-              <w:rPr>
-                <w:rFonts w:ascii="Verdana" w:hAnsi="Verdana" w:cs="Verdana"/>
-                <w:i/>
-                <w:iCs/>
-                <w:color w:val="FF0000"/>
-                <w:sz w:val="20"/>
-                <w:szCs w:val="20"/>
-              </w:rPr>
-            </w:pPr>
-            <w:r>
-              <w:rPr>
-                <w:rFonts w:ascii="Verdana" w:hAnsi="Verdana" w:cs="Verdana"/>
-                <w:b/>
-                <w:bCs/>
-                <w:sz w:val="20"/>
-                <w:szCs w:val="20"/>
-              </w:rPr>
-              <w:t xml:space="preserve">Rajapinnat </w:t>
-            </w:r>
-            <w:r>
-              <w:rPr>
-                <w:rFonts w:ascii="Verdana" w:hAnsi="Verdana" w:cs="Verdana"/>
-                <w:b/>
-                <w:bCs/>
-                <w:sz w:val="20"/>
-                <w:szCs w:val="20"/>
-              </w:rPr>
-              <w:br/>
-            </w:r>
-            <w:r>
-              <w:rPr>
-                <w:rFonts w:ascii="Verdana" w:hAnsi="Verdana" w:cs="Verdana"/>
-                <w:i/>
-                <w:iCs/>
-                <w:color w:val="FF0000"/>
-                <w:sz w:val="20"/>
-                <w:szCs w:val="20"/>
-              </w:rPr>
-              <w:t>Funktiot mitä tarjoaa muille / signaalit mitä komponentti vastaanottaa tai lähettää muille. (ryhmän itse toteuttamat</w:t>
-            </w:r>
-            <w:r>
-              <w:rPr>
-                <w:rFonts w:ascii="Verdana" w:hAnsi="Verdana" w:cs="Verdana"/>
-                <w:i/>
-                <w:iCs/>
-                <w:color w:val="FF0000"/>
-                <w:sz w:val="20"/>
-                <w:szCs w:val="20"/>
-              </w:rPr>
-              <w:t>, ei</w:t>
-            </w:r>
-            <w:r>
-              <w:rPr>
-                <w:rFonts w:ascii="Verdana" w:hAnsi="Verdana" w:cs="Verdana"/>
-                <w:i/>
-                <w:iCs/>
-                <w:color w:val="FF0000"/>
-                <w:sz w:val="20"/>
-                <w:szCs w:val="20"/>
-              </w:rPr>
-              <w:t xml:space="preserve"> </w:t>
-            </w:r>
-            <w:proofErr w:type="spellStart"/>
-            <w:r>
-              <w:rPr>
-                <w:rFonts w:ascii="Verdana" w:hAnsi="Verdana" w:cs="Verdana"/>
-                <w:i/>
-                <w:iCs/>
-                <w:color w:val="FF0000"/>
-                <w:sz w:val="20"/>
-                <w:szCs w:val="20"/>
-              </w:rPr>
-              <w:t>Qt:n</w:t>
-            </w:r>
-            <w:proofErr w:type="spellEnd"/>
-            <w:r>
-              <w:rPr>
-                <w:rFonts w:ascii="Verdana" w:hAnsi="Verdana" w:cs="Verdana"/>
-                <w:i/>
-                <w:iCs/>
-                <w:color w:val="FF0000"/>
-                <w:sz w:val="20"/>
-                <w:szCs w:val="20"/>
-              </w:rPr>
-              <w:t xml:space="preserve"> sisäisiä.)</w:t>
-            </w:r>
-            <w:r>
-              <w:rPr>
-                <w:rFonts w:ascii="Verdana" w:hAnsi="Verdana" w:cs="Verdana"/>
-                <w:i/>
-                <w:iCs/>
-                <w:color w:val="FF0000"/>
-                <w:sz w:val="20"/>
-                <w:szCs w:val="20"/>
-              </w:rPr>
-              <w:br/>
-            </w:r>
-          </w:p>
-          <w:tbl>
-            <w:tblPr>
-              <w:tblStyle w:val="TaulukkoRuudukko"/>
-              <w:tblW w:w="0" w:type="auto"/>
-              <w:tblLook w:val="04A0" w:firstRow="1" w:lastRow="0" w:firstColumn="1" w:lastColumn="0" w:noHBand="0" w:noVBand="1"/>
-            </w:tblPr>
-            <w:tblGrid>
-              <w:gridCol w:w="2492"/>
-              <w:gridCol w:w="6910"/>
-            </w:tblGrid>
-            <w:tr>
-              <w:tc>
-                <w:tcPr>
-                  <w:tcW w:w="2492" w:type="dxa"/>
-                </w:tcPr>
-                <w:p>
-                  <w:pPr>
-                    <w:autoSpaceDE/>
-                    <w:autoSpaceDN/>
-                    <w:spacing w:line="276" w:lineRule="auto"/>
-                    <w:rPr>
-                      <w:rFonts w:ascii="Verdana" w:hAnsi="Verdana" w:cs="Verdana"/>
-                      <w:b/>
-                      <w:bCs/>
-                      <w:color w:val="FF0000"/>
-                      <w:sz w:val="20"/>
-                      <w:szCs w:val="20"/>
-                    </w:rPr>
-                  </w:pPr>
-                  <w:r>
-                    <w:rPr>
-                      <w:rFonts w:ascii="Verdana" w:hAnsi="Verdana" w:cs="Verdana"/>
-                      <w:b/>
-                      <w:bCs/>
-                      <w:sz w:val="20"/>
-                      <w:szCs w:val="20"/>
-                    </w:rPr>
-                    <w:t>Funktio / Signaali</w:t>
-                  </w:r>
-                </w:p>
-              </w:tc>
-              <w:tc>
-                <w:tcPr>
-                  <w:tcW w:w="6910" w:type="dxa"/>
-                </w:tcPr>
-                <w:p>
-                  <w:pPr>
-                    <w:autoSpaceDE/>
-                    <w:autoSpaceDN/>
-                    <w:spacing w:line="276" w:lineRule="auto"/>
-                    <w:rPr>
-                      <w:rFonts w:ascii="Verdana" w:hAnsi="Verdana" w:cs="Verdana"/>
-                      <w:b/>
-                      <w:bCs/>
-                      <w:color w:val="FF0000"/>
-                      <w:sz w:val="20"/>
-                      <w:szCs w:val="20"/>
-                    </w:rPr>
-                  </w:pPr>
-                  <w:r>
-                    <w:rPr>
-                      <w:rFonts w:ascii="Verdana" w:hAnsi="Verdana" w:cs="Verdana"/>
-                      <w:b/>
-                      <w:bCs/>
-                      <w:sz w:val="20"/>
-                      <w:szCs w:val="20"/>
-                    </w:rPr>
-                    <w:t>Tarkoitus</w:t>
-                  </w:r>
-                </w:p>
-              </w:tc>
-            </w:tr>
-            <w:tr>
-              <w:tc>
-                <w:tcPr>
-                  <w:tcW w:w="2492" w:type="dxa"/>
-                </w:tcPr>
-                <w:p>
-                  <w:pPr>
-                    <w:autoSpaceDE/>
-                    <w:autoSpaceDN/>
-                    <w:spacing w:line="276" w:lineRule="auto"/>
-                    <w:rPr>
-                      <w:rFonts w:ascii="Verdana" w:hAnsi="Verdana" w:cs="Verdana"/>
-                      <w:sz w:val="20"/>
-                      <w:szCs w:val="20"/>
-                    </w:rPr>
-                  </w:pPr>
-                </w:p>
-              </w:tc>
-              <w:tc>
-                <w:tcPr>
-                  <w:tcW w:w="6910" w:type="dxa"/>
-                </w:tcPr>
-                <w:p>
-                  <w:pPr>
-                    <w:autoSpaceDE/>
-                    <w:autoSpaceDN/>
-                    <w:spacing w:line="276" w:lineRule="auto"/>
-                    <w:rPr>
-                      <w:rFonts w:ascii="Verdana" w:hAnsi="Verdana" w:cs="Verdana"/>
-                      <w:sz w:val="20"/>
-                      <w:szCs w:val="20"/>
-                    </w:rPr>
-                  </w:pPr>
-                </w:p>
-              </w:tc>
-            </w:tr>
-            <w:tr>
-              <w:tc>
-                <w:tcPr>
-                  <w:tcW w:w="2492" w:type="dxa"/>
-                </w:tcPr>
-                <w:p>
-                  <w:pPr>
-                    <w:autoSpaceDE/>
-                    <w:autoSpaceDN/>
-                    <w:spacing w:line="276" w:lineRule="auto"/>
-                    <w:rPr>
-                      <w:rFonts w:ascii="Verdana" w:hAnsi="Verdana" w:cs="Verdana"/>
-                      <w:color w:val="FF0000"/>
-                      <w:sz w:val="20"/>
-                      <w:szCs w:val="20"/>
-                    </w:rPr>
-                  </w:pPr>
-                </w:p>
-              </w:tc>
-              <w:tc>
-                <w:tcPr>
-                  <w:tcW w:w="6910" w:type="dxa"/>
-                </w:tcPr>
-                <w:p>
-                  <w:pPr>
-                    <w:autoSpaceDE/>
-                    <w:autoSpaceDN/>
-                    <w:spacing w:line="276" w:lineRule="auto"/>
-                    <w:rPr>
-                      <w:rFonts w:ascii="Verdana" w:hAnsi="Verdana" w:cs="Verdana"/>
-                      <w:color w:val="FF0000"/>
-                      <w:sz w:val="20"/>
-                      <w:szCs w:val="20"/>
-                    </w:rPr>
-                  </w:pPr>
-                </w:p>
-              </w:tc>
-            </w:tr>
-            <w:tr>
-              <w:tc>
-                <w:tcPr>
-                  <w:tcW w:w="2492" w:type="dxa"/>
-                </w:tcPr>
-                <w:p>
-                  <w:pPr>
-                    <w:autoSpaceDE/>
-                    <w:autoSpaceDN/>
-                    <w:spacing w:line="276" w:lineRule="auto"/>
-                    <w:rPr>
-                      <w:rFonts w:ascii="Verdana" w:hAnsi="Verdana" w:cs="Verdana"/>
-                      <w:color w:val="FF0000"/>
-                      <w:sz w:val="20"/>
-                      <w:szCs w:val="20"/>
-                    </w:rPr>
-                  </w:pPr>
-                </w:p>
-              </w:tc>
-              <w:tc>
-                <w:tcPr>
-                  <w:tcW w:w="6910" w:type="dxa"/>
-                </w:tcPr>
-                <w:p>
-                  <w:pPr>
-                    <w:autoSpaceDE/>
-                    <w:autoSpaceDN/>
-                    <w:spacing w:line="276" w:lineRule="auto"/>
-                    <w:rPr>
-                      <w:rFonts w:ascii="Verdana" w:hAnsi="Verdana" w:cs="Verdana"/>
-                      <w:color w:val="FF0000"/>
-                      <w:sz w:val="20"/>
-                      <w:szCs w:val="20"/>
-                    </w:rPr>
-                  </w:pPr>
-                </w:p>
-              </w:tc>
-            </w:tr>
-            <w:tr>
-              <w:tc>
-                <w:tcPr>
-                  <w:tcW w:w="2492" w:type="dxa"/>
-                </w:tcPr>
-                <w:p>
-                  <w:pPr>
-                    <w:autoSpaceDE/>
-                    <w:autoSpaceDN/>
-                    <w:spacing w:line="276" w:lineRule="auto"/>
-                    <w:rPr>
-                      <w:rFonts w:ascii="Verdana" w:hAnsi="Verdana" w:cs="Verdana"/>
-                      <w:color w:val="FF0000"/>
-                      <w:sz w:val="20"/>
-                      <w:szCs w:val="20"/>
-                    </w:rPr>
-                  </w:pPr>
-                </w:p>
-              </w:tc>
-              <w:tc>
-                <w:tcPr>
-                  <w:tcW w:w="6910" w:type="dxa"/>
-                </w:tcPr>
-                <w:p>
-                  <w:pPr>
-                    <w:autoSpaceDE/>
-                    <w:autoSpaceDN/>
-                    <w:spacing w:line="276" w:lineRule="auto"/>
-                    <w:rPr>
-                      <w:rFonts w:ascii="Verdana" w:hAnsi="Verdana" w:cs="Verdana"/>
-                      <w:color w:val="FF0000"/>
-                      <w:sz w:val="20"/>
-                      <w:szCs w:val="20"/>
-                    </w:rPr>
-                  </w:pPr>
-                </w:p>
-              </w:tc>
-            </w:tr>
-          </w:tbl>
-          <w:p>
-            <w:pPr>
-              <w:autoSpaceDE/>
-              <w:autoSpaceDN/>
-              <w:spacing w:line="276" w:lineRule="auto"/>
-              <w:rPr>
-                <w:rFonts w:ascii="Verdana" w:hAnsi="Verdana" w:cs="Verdana"/>
-                <w:i/>
-                <w:iCs/>
-                <w:color w:val="FF0000"/>
-                <w:sz w:val="20"/>
-                <w:szCs w:val="20"/>
-              </w:rPr>
-            </w:pPr>
-          </w:p>
-        </w:tc>
-      </w:tr>
-      <w:tr>
-        <w:trPr>
-          <w:trHeight w:val="1155"/>
-        </w:trPr>
-        <w:tc>
-          <w:tcPr>
-            <w:tcW w:w="2425" w:type="dxa"/>
-          </w:tcPr>
-          <w:p>
-            <w:pPr>
-              <w:autoSpaceDE/>
-              <w:autoSpaceDN/>
-              <w:spacing w:line="276" w:lineRule="auto"/>
-              <w:rPr>
-                <w:rFonts w:ascii="Verdana" w:hAnsi="Verdana" w:cs="Verdana"/>
-                <w:b/>
-                <w:bCs/>
-                <w:sz w:val="20"/>
-                <w:szCs w:val="20"/>
-              </w:rPr>
-            </w:pPr>
-            <w:r>
-              <w:rPr>
-                <w:rFonts w:ascii="Verdana" w:hAnsi="Verdana" w:cs="Verdana"/>
-                <w:b/>
-                <w:bCs/>
-                <w:sz w:val="20"/>
-                <w:szCs w:val="20"/>
-              </w:rPr>
-              <w:lastRenderedPageBreak/>
-              <w:t>Vastuuhenkilö(t)</w:t>
-            </w:r>
-          </w:p>
-        </w:tc>
-        <w:tc>
-          <w:tcPr>
-            <w:tcW w:w="7203" w:type="dxa"/>
-            <w:gridSpan w:val="2"/>
-          </w:tcPr>
-          <w:p>
-            <w:pPr>
-              <w:autoSpaceDE/>
-              <w:autoSpaceDN/>
-              <w:spacing w:line="276" w:lineRule="auto"/>
-              <w:rPr>
-                <w:rFonts w:ascii="Verdana" w:hAnsi="Verdana" w:cs="Verdana"/>
-                <w:i/>
-                <w:iCs/>
-                <w:sz w:val="20"/>
-                <w:szCs w:val="20"/>
-              </w:rPr>
-            </w:pPr>
-            <w:r>
-              <w:rPr>
-                <w:rFonts w:ascii="Verdana" w:hAnsi="Verdana" w:cs="Verdana"/>
-                <w:i/>
-                <w:iCs/>
-                <w:color w:val="FF0000"/>
-                <w:sz w:val="20"/>
-                <w:szCs w:val="20"/>
-              </w:rPr>
-              <w:t>K</w:t>
-            </w:r>
-            <w:r>
-              <w:rPr>
-                <w:rFonts w:ascii="Verdana" w:hAnsi="Verdana" w:cs="Verdana"/>
-                <w:i/>
-                <w:iCs/>
-                <w:color w:val="FF0000"/>
-                <w:sz w:val="20"/>
-                <w:szCs w:val="20"/>
-              </w:rPr>
-              <w:t>etkä tekivät komponentin suunnittelun, toteutuksen, testauksen ja dokumentoinnin</w:t>
-            </w:r>
-          </w:p>
-        </w:tc>
-      </w:tr>
-    </w:tbl>
-    <w:p>
-      <w:pPr>
-        <w:autoSpaceDE/>
-        <w:autoSpaceDN/>
-        <w:spacing w:after="200" w:line="276" w:lineRule="auto"/>
-        <w:rPr>
-          <w:rFonts w:ascii="Verdana" w:hAnsi="Verdana" w:cs="Verdana"/>
-          <w:b/>
-          <w:bCs/>
-          <w:i/>
-          <w:iCs/>
-          <w:color w:val="FF0000"/>
-          <w:sz w:val="36"/>
-          <w:szCs w:val="36"/>
-        </w:rPr>
-      </w:pPr>
-    </w:p>
-    <w:p>
-      <w:pPr>
-        <w:spacing w:line="360" w:lineRule="auto"/>
-        <w:rPr>
-          <w:rFonts w:ascii="Verdana" w:hAnsi="Verdana"/>
-          <w:i/>
-          <w:iCs/>
-          <w:color w:val="FF0000"/>
-        </w:rPr>
-      </w:pPr>
-    </w:p>
-    <w:p>
-      <w:pPr>
-        <w:autoSpaceDE/>
-        <w:autoSpaceDN/>
-        <w:rPr>
-          <w:rFonts w:ascii="Verdana" w:hAnsi="Verdana"/>
-          <w:i/>
-          <w:iCs/>
-          <w:color w:val="FF0000"/>
-        </w:rPr>
-      </w:pPr>
-      <w:proofErr w:type="gramStart"/>
-      <w:r>
-        <w:rPr>
-          <w:rFonts w:ascii="Verdana" w:hAnsi="Verdana"/>
-          <w:i/>
-          <w:iCs/>
-          <w:color w:val="FF0000"/>
-        </w:rPr>
-        <w:t>..</w:t>
-      </w:r>
-      <w:proofErr w:type="gramEnd"/>
-      <w:r>
-        <w:rPr>
-          <w:rFonts w:ascii="Verdana" w:hAnsi="Verdana"/>
-          <w:i/>
-          <w:iCs/>
-          <w:color w:val="FF0000"/>
-        </w:rPr>
-        <w:t>s</w:t>
-      </w:r>
-      <w:r>
-        <w:rPr>
-          <w:rFonts w:ascii="Verdana" w:hAnsi="Verdana"/>
-          <w:i/>
-          <w:iCs/>
-          <w:color w:val="FF0000"/>
-        </w:rPr>
-        <w:t xml:space="preserve">ivu per komponentti, lisätkää sivuja tarpeen mukaan. </w:t>
-      </w:r>
-    </w:p>
-    <w:p>
-      <w:pPr>
-        <w:autoSpaceDE/>
-        <w:autoSpaceDN/>
-        <w:rPr>
-          <w:rFonts w:ascii="Verdana" w:hAnsi="Verdana"/>
-          <w:i/>
-          <w:iCs/>
-          <w:color w:val="FF0000"/>
-        </w:rPr>
-      </w:pPr>
-      <w:r>
-        <w:rPr>
-          <w:rFonts w:ascii="Verdana" w:hAnsi="Verdana"/>
-          <w:i/>
-          <w:iCs/>
-          <w:color w:val="FF0000"/>
-        </w:rPr>
-        <w:br w:type="page"/>
-      </w:r>
-    </w:p>
-    <w:p>
-      <w:pPr>
-        <w:pStyle w:val="Otsikko1"/>
-        <w:shd w:val="pct10" w:color="auto" w:fill="auto"/>
-        <w:spacing w:after="240"/>
-        <w:rPr>
-          <w:rFonts w:ascii="Verdana" w:hAnsi="Verdana" w:cs="Verdana"/>
-          <w:sz w:val="24"/>
-          <w:szCs w:val="24"/>
-        </w:rPr>
-      </w:pPr>
-      <w:r>
-        <w:rPr>
-          <w:rFonts w:ascii="Verdana" w:hAnsi="Verdana" w:cs="Verdana"/>
-          <w:sz w:val="24"/>
-          <w:szCs w:val="24"/>
-        </w:rPr>
-        <w:lastRenderedPageBreak/>
         <w:t>KÄYTTÖLIITTYMÄN KUVAUS</w:t>
       </w:r>
     </w:p>
@@ -18254,62 +17617,6 @@
       </w:r>
       <w:bookmarkEnd w:id="9"/>
     </w:p>
-    <w:p>
-      <w:pPr>
-        <w:autoSpaceDE/>
-        <w:autoSpaceDN/>
-        <w:rPr>
-          <w:rFonts w:ascii="Verdana" w:hAnsi="Verdana" w:cs="Verdana"/>
-          <w:color w:val="FF0000"/>
-          <w:szCs w:val="20"/>
-        </w:rPr>
-      </w:pPr>
-      <w:r>
-        <w:rPr>
-          <w:rFonts w:ascii="Verdana" w:hAnsi="Verdana" w:cs="Verdana"/>
-          <w:color w:val="FF0000"/>
-          <w:szCs w:val="20"/>
-        </w:rPr>
-        <w:t xml:space="preserve">Kuvakaappaukset ryhmän </w:t>
-      </w:r>
-      <w:r>
-        <w:rPr>
-          <w:rFonts w:ascii="Verdana" w:hAnsi="Verdana" w:cs="Verdana"/>
-          <w:color w:val="FF0000"/>
-          <w:szCs w:val="20"/>
-        </w:rPr>
-        <w:t xml:space="preserve">toteutuneesta </w:t>
-      </w:r>
-      <w:r>
-        <w:rPr>
-          <w:rFonts w:ascii="Verdana" w:hAnsi="Verdana" w:cs="Verdana"/>
-          <w:color w:val="FF0000"/>
-          <w:szCs w:val="20"/>
-        </w:rPr>
-        <w:t>sovelluksesta</w:t>
-      </w:r>
-      <w:r>
-        <w:rPr>
-          <w:rFonts w:ascii="Verdana" w:hAnsi="Verdana" w:cs="Verdana"/>
-          <w:color w:val="FF0000"/>
-          <w:szCs w:val="20"/>
-        </w:rPr>
-        <w:t>.</w:t>
-      </w:r>
-    </w:p>
-    <w:p>
-      <w:pPr>
-        <w:pStyle w:val="Yltunniste"/>
-        <w:tabs>
-          <w:tab w:val="clear" w:pos="4819"/>
-          <w:tab w:val="clear" w:pos="9638"/>
-        </w:tabs>
-        <w:spacing w:line="360" w:lineRule="auto"/>
-        <w:rPr>
-          <w:rFonts w:ascii="Verdana" w:hAnsi="Verdana" w:cs="Verdana"/>
-        </w:rPr>
-      </w:pPr>
-    </w:p>
     <w:tbl>
       <w:tblPr>
         <w:tblStyle w:val="TaulukkoRuudukko"/>
@@ -18343,6 +17650,7 @@
                 <w:rFonts w:ascii="Verdana" w:hAnsi="Verdana" w:cs="Verdana"/>
                 <w:i/>
                 <w:iCs/>
+                <w:noProof/>
               </w:rPr>
               <w:drawing>
                 <wp:inline distT="0" distB="0" distL="0" distR="0" wp14:anchorId="3B1E7962" wp14:editId="10FBD376">
@@ -18397,6 +17705,7 @@
             <w:r>
               <w:rPr>
                 <w:rFonts w:ascii="Verdana" w:hAnsi="Verdana" w:cs="Verdana"/>
+                <w:noProof/>
               </w:rPr>
               <w:drawing>
                 <wp:inline distT="0" distB="0" distL="0" distR="0" wp14:anchorId="10E48267" wp14:editId="057E28E8">
@@ -18456,6 +17765,7 @@
             <w:r>
               <w:rPr>
                 <w:rFonts w:ascii="Verdana" w:hAnsi="Verdana" w:cs="Verdana"/>
+                <w:noProof/>
               </w:rPr>
               <w:drawing>
                 <wp:inline distT="0" distB="0" distL="0" distR="0" wp14:anchorId="0BC3754B" wp14:editId="15884E5A">
@@ -18510,6 +17820,7 @@
             <w:r>
               <w:rPr>
                 <w:rFonts w:ascii="Verdana" w:hAnsi="Verdana" w:cs="Verdana"/>
+                <w:noProof/>
               </w:rPr>
               <w:drawing>
                 <wp:inline distT="0" distB="0" distL="0" distR="0" wp14:anchorId="09EB4A86" wp14:editId="7C848701">
@@ -18569,6 +17880,7 @@
             <w:r>
               <w:rPr>
                 <w:rFonts w:ascii="Verdana" w:hAnsi="Verdana" w:cs="Verdana"/>
+                <w:noProof/>
               </w:rPr>
               <w:drawing>
                 <wp:inline distT="0" distB="0" distL="0" distR="0" wp14:anchorId="6C2788DE" wp14:editId="5BDC8157">
@@ -18623,6 +17935,7 @@
             <w:r>
               <w:rPr>
                 <w:rFonts w:ascii="Verdana" w:hAnsi="Verdana" w:cs="Verdana"/>
+                <w:noProof/>
               </w:rPr>
               <w:drawing>
                 <wp:inline distT="0" distB="0" distL="0" distR="0" wp14:anchorId="0D17A9F0" wp14:editId="72D5B65A">
@@ -18682,6 +17995,7 @@
             <w:r>
               <w:rPr>
                 <w:rFonts w:ascii="Verdana" w:hAnsi="Verdana" w:cs="Verdana"/>
+                <w:noProof/>
               </w:rPr>
               <w:drawing>
                 <wp:inline distT="0" distB="0" distL="0" distR="0" wp14:anchorId="15DFE711" wp14:editId="53CB04AF">
@@ -18736,6 +18050,7 @@
             <w:r>
               <w:rPr>
                 <w:rFonts w:ascii="Verdana" w:hAnsi="Verdana" w:cs="Verdana"/>
+                <w:noProof/>
               </w:rPr>
               <w:drawing>
                 <wp:inline distT="0" distB="0" distL="0" distR="0" wp14:anchorId="3EE71472" wp14:editId="5DC7E8BE">
@@ -18789,7 +18104,6 @@
         <w:rPr>
           <w:rFonts w:ascii="Verdana" w:hAnsi="Verdana" w:cs="Verdana"/>
         </w:rPr>
-        <w:lastRenderedPageBreak/>
         <w:br w:type="page"/>
       </w:r>
     </w:p>
@@ -18812,69 +18126,6 @@
         </w:rPr>
         <w:lastRenderedPageBreak/>
         <w:t>LIITTEET</w:t>
-      </w:r>
-    </w:p>
-    <w:p>
-      <w:pPr>
-        <w:pStyle w:val="Yltunniste"/>
-        <w:tabs>
-          <w:tab w:val="clear" w:pos="4819"/>
-          <w:tab w:val="clear" w:pos="9638"/>
-        </w:tabs>
-        <w:spacing w:line="360" w:lineRule="auto"/>
-        <w:rPr>
-          <w:rFonts w:ascii="Verdana" w:hAnsi="Verdana" w:cs="Verdana"/>
-          <w:color w:val="FF0000"/>
-        </w:rPr>
-      </w:pPr>
-      <w:r>
-        <w:rPr>
-          <w:rFonts w:ascii="Verdana" w:hAnsi="Verdana" w:cs="Verdana"/>
-          <w:color w:val="FF0000"/>
-        </w:rPr>
-        <w:t xml:space="preserve">Mahdollinen ryhmän oma </w:t>
-      </w:r>
-      <w:r>
-        <w:rPr>
-          <w:rFonts w:ascii="Verdana" w:hAnsi="Verdana" w:cs="Verdana"/>
-          <w:color w:val="FF0000"/>
-        </w:rPr>
-        <w:t>lisä</w:t>
-      </w:r>
-      <w:r>
-        <w:rPr>
-          <w:rFonts w:ascii="Verdana" w:hAnsi="Verdana" w:cs="Verdana"/>
-          <w:color w:val="FF0000"/>
-        </w:rPr>
-        <w:t>dokumentaatio</w:t>
-      </w:r>
-      <w:r>
-        <w:rPr>
-          <w:rFonts w:ascii="Verdana" w:hAnsi="Verdana" w:cs="Verdana"/>
-          <w:color w:val="FF0000"/>
-        </w:rPr>
-        <w:t xml:space="preserve"> mitä projekti</w:t>
-      </w:r>
-      <w:r>
-        <w:rPr>
-          <w:rFonts w:ascii="Verdana" w:hAnsi="Verdana" w:cs="Verdana"/>
-          <w:color w:val="FF0000"/>
-        </w:rPr>
-        <w:t>n aikana</w:t>
-      </w:r>
-      <w:r>
-        <w:rPr>
-          <w:rFonts w:ascii="Verdana" w:hAnsi="Verdana" w:cs="Verdana"/>
-          <w:color w:val="FF0000"/>
-        </w:rPr>
-        <w:t xml:space="preserve"> on syntynyt</w:t>
-      </w:r>
-      <w:r>
-        <w:rPr>
-          <w:rFonts w:ascii="Verdana" w:hAnsi="Verdana" w:cs="Verdana"/>
-          <w:color w:val="FF0000"/>
-        </w:rPr>
-        <w:t>.</w:t>
       </w:r>
     </w:p>
     <w:p>
@@ -24118,6 +23369,7 @@
   <w:style w:type="character" w:default="1" w:styleId="Kappaleenoletusfontti">
     <w:name w:val="Default Paragraph Font"/>
     <w:uiPriority w:val="1"/>
+    <w:semiHidden/>
     <w:unhideWhenUsed/>
   </w:style>
   <w:style w:type="table" w:default="1" w:styleId="Normaalitaulukko">

--- a/projektidokumentit/tekninen_maarittely.docx
+++ b/projektidokumentit/tekninen_maarittely.docx
@@ -1297,6 +1297,16 @@
         </w:rPr>
         <w:t xml:space="preserve">. </w:t>
       </w:r>
+    </w:p>
+    <w:p>
+      <w:pPr>
+        <w:spacing w:line="360" w:lineRule="auto"/>
+        <w:ind w:left="1077"/>
+        <w:jc w:val="both"/>
+        <w:rPr>
+          <w:rFonts w:ascii="Verdana" w:hAnsi="Verdana"/>
+        </w:rPr>
+      </w:pPr>
     </w:p>
     <w:p>
       <w:pPr>
@@ -24453,6 +24463,10 @@
 </file>
 
 <file path=customXml/item1.xml><?xml version="1.0" encoding="utf-8"?>
+<b:Sources xmlns:b="http://schemas.openxmlformats.org/officeDocument/2006/bibliography" xmlns="http://schemas.openxmlformats.org/officeDocument/2006/bibliography" SelectedStyle="\APA.XSL" StyleName="APA"/>
+</file>
+
+<file path=customXml/item2.xml><?xml version="1.0" encoding="utf-8"?>
 <?mso-contentType ?>
 <FormTemplates xmlns="http://schemas.microsoft.com/sharepoint/v3/contenttype/forms">
   <Display>DocumentLibraryForm</Display>
@@ -24461,11 +24475,13 @@
 </FormTemplates>
 </file>
 
-<file path=customXml/item2.xml><?xml version="1.0" encoding="utf-8"?>
-<b:Sources xmlns:b="http://schemas.openxmlformats.org/officeDocument/2006/bibliography" xmlns="http://schemas.openxmlformats.org/officeDocument/2006/bibliography" SelectedStyle="\APA.XSL" StyleName="APA"/>
+<file path=customXml/item3.xml><?xml version="1.0" encoding="utf-8"?>
+<p:properties xmlns:p="http://schemas.microsoft.com/office/2006/metadata/properties" xmlns:xsi="http://www.w3.org/2001/XMLSchema-instance" xmlns:pc="http://schemas.microsoft.com/office/infopath/2007/PartnerControls">
+  <documentManagement/>
+</p:properties>
 </file>
 
-<file path=customXml/item3.xml><?xml version="1.0" encoding="utf-8"?>
+<file path=customXml/item4.xml><?xml version="1.0" encoding="utf-8"?>
 <ct:contentTypeSchema xmlns:ct="http://schemas.microsoft.com/office/2006/metadata/contentType" xmlns:ma="http://schemas.microsoft.com/office/2006/metadata/properties/metaAttributes" ct:_="" ma:_="" ma:contentTypeName="Document" ma:contentTypeID="0x010100FAD15EC6B0214449900C342CAD696C17" ma:contentTypeVersion="7" ma:contentTypeDescription="Create a new document." ma:contentTypeScope="" ma:versionID="8d794f0ea83a9dc47603f82a92cb0d15">
   <xsd:schema xmlns:xsd="http://www.w3.org/2001/XMLSchema" xmlns:xs="http://www.w3.org/2001/XMLSchema" xmlns:p="http://schemas.microsoft.com/office/2006/metadata/properties" xmlns:ns2="b6e86e1a-7dac-4e5e-8694-d5f26c43e9af" targetNamespace="http://schemas.microsoft.com/office/2006/metadata/properties" ma:root="true" ma:fieldsID="a8f8ee241460d7ad3c12f57392b644da" ns2:_="">
     <xsd:import namespace="b6e86e1a-7dac-4e5e-8694-d5f26c43e9af"/>
@@ -24627,13 +24643,15 @@
 </ct:contentTypeSchema>
 </file>
 
-<file path=customXml/item4.xml><?xml version="1.0" encoding="utf-8"?>
-<p:properties xmlns:p="http://schemas.microsoft.com/office/2006/metadata/properties" xmlns:xsi="http://www.w3.org/2001/XMLSchema-instance" xmlns:pc="http://schemas.microsoft.com/office/infopath/2007/PartnerControls">
-  <documentManagement/>
-</p:properties>
+<file path=customXml/itemProps1.xml><?xml version="1.0" encoding="utf-8"?>
+<ds:datastoreItem xmlns:ds="http://schemas.openxmlformats.org/officeDocument/2006/customXml" ds:itemID="{2BA0B919-FBBB-4BB8-90D2-33E6A0B69F94}">
+  <ds:schemaRefs>
+    <ds:schemaRef ds:uri="http://schemas.openxmlformats.org/officeDocument/2006/bibliography"/>
+  </ds:schemaRefs>
+</ds:datastoreItem>
 </file>
 
-<file path=customXml/itemProps1.xml><?xml version="1.0" encoding="utf-8"?>
+<file path=customXml/itemProps2.xml><?xml version="1.0" encoding="utf-8"?>
 <ds:datastoreItem xmlns:ds="http://schemas.openxmlformats.org/officeDocument/2006/customXml" ds:itemID="{13DB4B30-73AF-4FCD-BA9E-CA11CB4B5807}">
   <ds:schemaRefs>
     <ds:schemaRef ds:uri="http://schemas.microsoft.com/sharepoint/v3/contenttype/forms"/>
@@ -24641,15 +24659,16 @@
 </ds:datastoreItem>
 </file>
 
-<file path=customXml/itemProps2.xml><?xml version="1.0" encoding="utf-8"?>
-<ds:datastoreItem xmlns:ds="http://schemas.openxmlformats.org/officeDocument/2006/customXml" ds:itemID="{2BA0B919-FBBB-4BB8-90D2-33E6A0B69F94}">
+<file path=customXml/itemProps3.xml><?xml version="1.0" encoding="utf-8"?>
+<ds:datastoreItem xmlns:ds="http://schemas.openxmlformats.org/officeDocument/2006/customXml" ds:itemID="{EE41A236-5C73-4451-B1B7-A171E48F7377}">
   <ds:schemaRefs>
-    <ds:schemaRef ds:uri="http://schemas.openxmlformats.org/officeDocument/2006/bibliography"/>
+    <ds:schemaRef ds:uri="http://schemas.microsoft.com/office/2006/metadata/properties"/>
+    <ds:schemaRef ds:uri="http://schemas.microsoft.com/office/infopath/2007/PartnerControls"/>
   </ds:schemaRefs>
 </ds:datastoreItem>
 </file>
 
-<file path=customXml/itemProps3.xml><?xml version="1.0" encoding="utf-8"?>
+<file path=customXml/itemProps4.xml><?xml version="1.0" encoding="utf-8"?>
 <ds:datastoreItem xmlns:ds="http://schemas.openxmlformats.org/officeDocument/2006/customXml" ds:itemID="{82C70E00-9AD5-4360-BF77-346F19465938}">
   <ds:schemaRefs>
     <ds:schemaRef ds:uri="http://schemas.microsoft.com/office/2006/metadata/contentType"/>
@@ -24665,13 +24684,4 @@
     <ds:schemaRef ds:uri="http://schemas.microsoft.com/internal/obd"/>
   </ds:schemaRefs>
 </ds:datastoreItem>
-</file>
-
-<file path=customXml/itemProps4.xml><?xml version="1.0" encoding="utf-8"?>
-<ds:datastoreItem xmlns:ds="http://schemas.openxmlformats.org/officeDocument/2006/customXml" ds:itemID="{EE41A236-5C73-4451-B1B7-A171E48F7377}">
-  <ds:schemaRefs>
-    <ds:schemaRef ds:uri="http://schemas.microsoft.com/office/2006/metadata/properties"/>
-    <ds:schemaRef ds:uri="http://schemas.microsoft.com/office/infopath/2007/PartnerControls"/>
-  </ds:schemaRefs>
-</ds:datastoreItem>
 </file>